--- a/ОАИП/laborotory_1/Laboratory Report №1 (task 8).docx
+++ b/ОАИП/laborotory_1/Laboratory Report №1 (task 8).docx
@@ -417,23 +417,7 @@
           <w:i w:val="0"/>
           <w:iCs/>
         </w:rPr>
-        <w:t>изучить правила составления текстов программ, научиться реализовывать линейные алгоритмы, а также составлять каркас простейшей пр</w:t>
-      </w:r>
-      <w:r>
-        <w:rPr>
-          <w:rFonts w:cs="Times New Roman"/>
-          <w:i w:val="0"/>
-          <w:iCs/>
-        </w:rPr>
-        <w:t>о</w:t>
-      </w:r>
-      <w:r>
-        <w:rPr>
-          <w:rFonts w:cs="Times New Roman"/>
-          <w:i w:val="0"/>
-          <w:iCs/>
-        </w:rPr>
-        <w:t xml:space="preserve">граммы в среде </w:t>
+        <w:t xml:space="preserve">изучить правила составления текстов программ, научиться реализовывать линейные алгоритмы, а также составлять каркас простейшей программы в среде </w:t>
       </w:r>
       <w:r>
         <w:rPr>
@@ -483,31 +467,7 @@
           <w:i w:val="0"/>
           <w:iCs/>
         </w:rPr>
-        <w:t>. Написать и отладить программу линейного алгори</w:t>
-      </w:r>
-      <w:r>
-        <w:rPr>
-          <w:rFonts w:cs="Times New Roman"/>
-          <w:i w:val="0"/>
-          <w:iCs/>
-        </w:rPr>
-        <w:t>т</w:t>
-      </w:r>
-      <w:r>
-        <w:rPr>
-          <w:rFonts w:cs="Times New Roman"/>
-          <w:i w:val="0"/>
-          <w:iCs/>
-        </w:rPr>
-        <w:t>ма в консольном и(или) оконном приложении</w:t>
-      </w:r>
-      <w:r>
-        <w:rPr>
-          <w:rFonts w:cs="Times New Roman"/>
-          <w:i w:val="0"/>
-          <w:iCs/>
-        </w:rPr>
-        <w:t>.</w:t>
+        <w:t>. Написать и отладить программу линейного алгоритма в консольном и(или) оконном приложении.</w:t>
       </w:r>
     </w:p>
     <w:p>
@@ -554,6 +514,7 @@
           <w:bCs/>
           <w:i w:val="0"/>
           <w:iCs/>
+          <w:lang w:val="en-US"/>
         </w:rPr>
       </w:pPr>
       <w:r>
@@ -563,7 +524,2440 @@
           <w:i w:val="0"/>
           <w:iCs/>
         </w:rPr>
-        <w:t>Код программы:</w:t>
+        <w:t>Код</w:t>
+      </w:r>
+      <w:r>
+        <w:rPr>
+          <w:b/>
+          <w:bCs/>
+          <w:i w:val="0"/>
+          <w:iCs/>
+          <w:lang w:val="en-US"/>
+        </w:rPr>
+        <w:t xml:space="preserve"> </w:t>
+      </w:r>
+      <w:r>
+        <w:rPr>
+          <w:b/>
+          <w:bCs/>
+          <w:i w:val="0"/>
+          <w:iCs/>
+        </w:rPr>
+        <w:t>программы</w:t>
+      </w:r>
+      <w:r>
+        <w:rPr>
+          <w:b/>
+          <w:bCs/>
+          <w:i w:val="0"/>
+          <w:iCs/>
+          <w:lang w:val="en-US"/>
+        </w:rPr>
+        <w:t>:</w:t>
+      </w:r>
+    </w:p>
+    <w:p>
+      <w:pPr>
+        <w:pStyle w:val="HTMLPreformatted"/>
+        <w:rPr>
+          <w:color w:val="BCBEC4"/>
+          <w:sz w:val="24"/>
+          <w:szCs w:val="24"/>
+        </w:rPr>
+      </w:pPr>
+      <w:r>
+        <w:rPr>
+          <w:color w:val="B3AE60"/>
+          <w:sz w:val="24"/>
+          <w:szCs w:val="24"/>
+        </w:rPr>
+        <w:t xml:space="preserve">#include </w:t>
+      </w:r>
+      <w:r>
+        <w:rPr>
+          <w:color w:val="6AAB73"/>
+          <w:sz w:val="24"/>
+          <w:szCs w:val="24"/>
+        </w:rPr>
+        <w:t>&lt;bits/</w:t>
+      </w:r>
+      <w:proofErr w:type="spellStart"/>
+      <w:r>
+        <w:rPr>
+          <w:color w:val="6AAB73"/>
+          <w:sz w:val="24"/>
+          <w:szCs w:val="24"/>
+        </w:rPr>
+        <w:t>stdc</w:t>
+      </w:r>
+      <w:proofErr w:type="spellEnd"/>
+      <w:r>
+        <w:rPr>
+          <w:color w:val="6AAB73"/>
+          <w:sz w:val="24"/>
+          <w:szCs w:val="24"/>
+        </w:rPr>
+        <w:t>++.h&gt;</w:t>
+      </w:r>
+      <w:r>
+        <w:rPr>
+          <w:color w:val="6AAB73"/>
+          <w:sz w:val="24"/>
+          <w:szCs w:val="24"/>
+        </w:rPr>
+        <w:br/>
+      </w:r>
+      <w:r>
+        <w:rPr>
+          <w:color w:val="6AAB73"/>
+          <w:sz w:val="24"/>
+          <w:szCs w:val="24"/>
+        </w:rPr>
+        <w:br/>
+      </w:r>
+      <w:r>
+        <w:rPr>
+          <w:color w:val="CF8E6D"/>
+          <w:sz w:val="24"/>
+          <w:szCs w:val="24"/>
+        </w:rPr>
+        <w:t xml:space="preserve">using namespace </w:t>
+      </w:r>
+      <w:r>
+        <w:rPr>
+          <w:color w:val="BCBEC4"/>
+          <w:sz w:val="24"/>
+          <w:szCs w:val="24"/>
+        </w:rPr>
+        <w:t>std;</w:t>
+      </w:r>
+      <w:r>
+        <w:rPr>
+          <w:color w:val="BCBEC4"/>
+          <w:sz w:val="24"/>
+          <w:szCs w:val="24"/>
+        </w:rPr>
+        <w:br/>
+      </w:r>
+      <w:r>
+        <w:rPr>
+          <w:color w:val="BCBEC4"/>
+          <w:sz w:val="24"/>
+          <w:szCs w:val="24"/>
+        </w:rPr>
+        <w:br/>
+      </w:r>
+      <w:r>
+        <w:rPr>
+          <w:color w:val="B3AE60"/>
+          <w:sz w:val="24"/>
+          <w:szCs w:val="24"/>
+        </w:rPr>
+        <w:t xml:space="preserve">#define </w:t>
+      </w:r>
+      <w:r>
+        <w:rPr>
+          <w:color w:val="CF8E6D"/>
+          <w:sz w:val="24"/>
+          <w:szCs w:val="24"/>
+        </w:rPr>
+        <w:t xml:space="preserve">int long </w:t>
+      </w:r>
+      <w:proofErr w:type="spellStart"/>
+      <w:r>
+        <w:rPr>
+          <w:color w:val="CF8E6D"/>
+          <w:sz w:val="24"/>
+          <w:szCs w:val="24"/>
+        </w:rPr>
+        <w:t>long</w:t>
+      </w:r>
+      <w:proofErr w:type="spellEnd"/>
+      <w:r>
+        <w:rPr>
+          <w:color w:val="CF8E6D"/>
+          <w:sz w:val="24"/>
+          <w:szCs w:val="24"/>
+        </w:rPr>
+        <w:br/>
+      </w:r>
+      <w:r>
+        <w:rPr>
+          <w:color w:val="CF8E6D"/>
+          <w:sz w:val="24"/>
+          <w:szCs w:val="24"/>
+        </w:rPr>
+        <w:br/>
+        <w:t xml:space="preserve">double </w:t>
+      </w:r>
+      <w:proofErr w:type="spellStart"/>
+      <w:proofErr w:type="gramStart"/>
+      <w:r>
+        <w:rPr>
+          <w:color w:val="56A8F5"/>
+          <w:sz w:val="24"/>
+          <w:szCs w:val="24"/>
+        </w:rPr>
+        <w:t>inputNumber</w:t>
+      </w:r>
+      <w:proofErr w:type="spellEnd"/>
+      <w:r>
+        <w:rPr>
+          <w:color w:val="BCBEC4"/>
+          <w:sz w:val="24"/>
+          <w:szCs w:val="24"/>
+        </w:rPr>
+        <w:t>(</w:t>
+      </w:r>
+      <w:proofErr w:type="gramEnd"/>
+      <w:r>
+        <w:rPr>
+          <w:color w:val="CF8E6D"/>
+          <w:sz w:val="24"/>
+          <w:szCs w:val="24"/>
+        </w:rPr>
+        <w:t xml:space="preserve">const </w:t>
+      </w:r>
+      <w:r>
+        <w:rPr>
+          <w:color w:val="BCBEC4"/>
+          <w:sz w:val="24"/>
+          <w:szCs w:val="24"/>
+        </w:rPr>
+        <w:t>string&amp; message) {</w:t>
+      </w:r>
+      <w:r>
+        <w:rPr>
+          <w:color w:val="BCBEC4"/>
+          <w:sz w:val="24"/>
+          <w:szCs w:val="24"/>
+        </w:rPr>
+        <w:br/>
+        <w:t xml:space="preserve">    string input;</w:t>
+      </w:r>
+      <w:r>
+        <w:rPr>
+          <w:color w:val="BCBEC4"/>
+          <w:sz w:val="24"/>
+          <w:szCs w:val="24"/>
+        </w:rPr>
+        <w:br/>
+        <w:t xml:space="preserve">    </w:t>
+      </w:r>
+      <w:r>
+        <w:rPr>
+          <w:color w:val="CF8E6D"/>
+          <w:sz w:val="24"/>
+          <w:szCs w:val="24"/>
+        </w:rPr>
+        <w:t xml:space="preserve">double </w:t>
+      </w:r>
+      <w:r>
+        <w:rPr>
+          <w:color w:val="BCBEC4"/>
+          <w:sz w:val="24"/>
+          <w:szCs w:val="24"/>
+        </w:rPr>
+        <w:t>number;</w:t>
+      </w:r>
+      <w:r>
+        <w:rPr>
+          <w:color w:val="BCBEC4"/>
+          <w:sz w:val="24"/>
+          <w:szCs w:val="24"/>
+        </w:rPr>
+        <w:br/>
+        <w:t xml:space="preserve">    </w:t>
+      </w:r>
+      <w:r>
+        <w:rPr>
+          <w:color w:val="CF8E6D"/>
+          <w:sz w:val="24"/>
+          <w:szCs w:val="24"/>
+        </w:rPr>
+        <w:t xml:space="preserve">char </w:t>
+      </w:r>
+      <w:r>
+        <w:rPr>
+          <w:color w:val="BCBEC4"/>
+          <w:sz w:val="24"/>
+          <w:szCs w:val="24"/>
+        </w:rPr>
+        <w:t>extra;</w:t>
+      </w:r>
+      <w:r>
+        <w:rPr>
+          <w:color w:val="BCBEC4"/>
+          <w:sz w:val="24"/>
+          <w:szCs w:val="24"/>
+        </w:rPr>
+        <w:br/>
+        <w:t xml:space="preserve">    </w:t>
+      </w:r>
+      <w:proofErr w:type="spellStart"/>
+      <w:r>
+        <w:rPr>
+          <w:color w:val="BCBEC4"/>
+          <w:sz w:val="24"/>
+          <w:szCs w:val="24"/>
+        </w:rPr>
+        <w:t>cout</w:t>
+      </w:r>
+      <w:proofErr w:type="spellEnd"/>
+      <w:r>
+        <w:rPr>
+          <w:color w:val="BCBEC4"/>
+          <w:sz w:val="24"/>
+          <w:szCs w:val="24"/>
+        </w:rPr>
+        <w:t xml:space="preserve"> </w:t>
+      </w:r>
+      <w:r>
+        <w:rPr>
+          <w:color w:val="57AAF7"/>
+          <w:sz w:val="24"/>
+          <w:szCs w:val="24"/>
+        </w:rPr>
+        <w:t xml:space="preserve">&lt;&lt; </w:t>
+      </w:r>
+      <w:r>
+        <w:rPr>
+          <w:color w:val="BCBEC4"/>
+          <w:sz w:val="24"/>
+          <w:szCs w:val="24"/>
+        </w:rPr>
+        <w:t>message;</w:t>
+      </w:r>
+      <w:r>
+        <w:rPr>
+          <w:color w:val="BCBEC4"/>
+          <w:sz w:val="24"/>
+          <w:szCs w:val="24"/>
+        </w:rPr>
+        <w:br/>
+      </w:r>
+      <w:r>
+        <w:rPr>
+          <w:color w:val="BCBEC4"/>
+          <w:sz w:val="24"/>
+          <w:szCs w:val="24"/>
+        </w:rPr>
+        <w:br/>
+        <w:t xml:space="preserve">    </w:t>
+      </w:r>
+      <w:proofErr w:type="spellStart"/>
+      <w:proofErr w:type="gramStart"/>
+      <w:r>
+        <w:rPr>
+          <w:color w:val="56A8F5"/>
+          <w:sz w:val="24"/>
+          <w:szCs w:val="24"/>
+        </w:rPr>
+        <w:t>getline</w:t>
+      </w:r>
+      <w:proofErr w:type="spellEnd"/>
+      <w:r>
+        <w:rPr>
+          <w:color w:val="BCBEC4"/>
+          <w:sz w:val="24"/>
+          <w:szCs w:val="24"/>
+        </w:rPr>
+        <w:t>(</w:t>
+      </w:r>
+      <w:proofErr w:type="spellStart"/>
+      <w:proofErr w:type="gramEnd"/>
+      <w:r>
+        <w:rPr>
+          <w:color w:val="BCBEC4"/>
+          <w:sz w:val="24"/>
+          <w:szCs w:val="24"/>
+        </w:rPr>
+        <w:t>cin</w:t>
+      </w:r>
+      <w:proofErr w:type="spellEnd"/>
+      <w:r>
+        <w:rPr>
+          <w:color w:val="BCBEC4"/>
+          <w:sz w:val="24"/>
+          <w:szCs w:val="24"/>
+        </w:rPr>
+        <w:t>, input);</w:t>
+      </w:r>
+      <w:r>
+        <w:rPr>
+          <w:color w:val="BCBEC4"/>
+          <w:sz w:val="24"/>
+          <w:szCs w:val="24"/>
+        </w:rPr>
+        <w:br/>
+      </w:r>
+      <w:r>
+        <w:rPr>
+          <w:color w:val="BCBEC4"/>
+          <w:sz w:val="24"/>
+          <w:szCs w:val="24"/>
+        </w:rPr>
+        <w:br/>
+        <w:t xml:space="preserve">    </w:t>
+      </w:r>
+      <w:proofErr w:type="spellStart"/>
+      <w:r>
+        <w:rPr>
+          <w:color w:val="BCBEC4"/>
+          <w:sz w:val="24"/>
+          <w:szCs w:val="24"/>
+        </w:rPr>
+        <w:t>stringstream</w:t>
+      </w:r>
+      <w:proofErr w:type="spellEnd"/>
+      <w:r>
+        <w:rPr>
+          <w:color w:val="BCBEC4"/>
+          <w:sz w:val="24"/>
+          <w:szCs w:val="24"/>
+        </w:rPr>
+        <w:t xml:space="preserve"> stream</w:t>
+      </w:r>
+      <w:r>
+        <w:rPr>
+          <w:color w:val="57AAF7"/>
+          <w:sz w:val="24"/>
+          <w:szCs w:val="24"/>
+        </w:rPr>
+        <w:t>(</w:t>
+      </w:r>
+      <w:r>
+        <w:rPr>
+          <w:color w:val="BCBEC4"/>
+          <w:sz w:val="24"/>
+          <w:szCs w:val="24"/>
+        </w:rPr>
+        <w:t>input</w:t>
+      </w:r>
+      <w:r>
+        <w:rPr>
+          <w:color w:val="57AAF7"/>
+          <w:sz w:val="24"/>
+          <w:szCs w:val="24"/>
+        </w:rPr>
+        <w:t>)</w:t>
+      </w:r>
+      <w:r>
+        <w:rPr>
+          <w:color w:val="BCBEC4"/>
+          <w:sz w:val="24"/>
+          <w:szCs w:val="24"/>
+        </w:rPr>
+        <w:t>;</w:t>
+      </w:r>
+      <w:r>
+        <w:rPr>
+          <w:color w:val="BCBEC4"/>
+          <w:sz w:val="24"/>
+          <w:szCs w:val="24"/>
+        </w:rPr>
+        <w:br/>
+      </w:r>
+      <w:r>
+        <w:rPr>
+          <w:color w:val="BCBEC4"/>
+          <w:sz w:val="24"/>
+          <w:szCs w:val="24"/>
+        </w:rPr>
+        <w:br/>
+        <w:t xml:space="preserve">    </w:t>
+      </w:r>
+      <w:r>
+        <w:rPr>
+          <w:color w:val="CF8E6D"/>
+          <w:sz w:val="24"/>
+          <w:szCs w:val="24"/>
+        </w:rPr>
+        <w:t xml:space="preserve">if </w:t>
+      </w:r>
+      <w:r>
+        <w:rPr>
+          <w:color w:val="BCBEC4"/>
+          <w:sz w:val="24"/>
+          <w:szCs w:val="24"/>
+        </w:rPr>
+        <w:t xml:space="preserve">(stream </w:t>
+      </w:r>
+      <w:r>
+        <w:rPr>
+          <w:color w:val="57AAF7"/>
+          <w:sz w:val="24"/>
+          <w:szCs w:val="24"/>
+        </w:rPr>
+        <w:t xml:space="preserve">&gt;&gt; </w:t>
+      </w:r>
+      <w:r>
+        <w:rPr>
+          <w:color w:val="BCBEC4"/>
+          <w:sz w:val="24"/>
+          <w:szCs w:val="24"/>
+        </w:rPr>
+        <w:t>number &amp;</w:t>
+      </w:r>
+      <w:proofErr w:type="gramStart"/>
+      <w:r>
+        <w:rPr>
+          <w:color w:val="BCBEC4"/>
+          <w:sz w:val="24"/>
+          <w:szCs w:val="24"/>
+        </w:rPr>
+        <w:t xml:space="preserve">&amp; </w:t>
+      </w:r>
+      <w:r>
+        <w:rPr>
+          <w:color w:val="57AAF7"/>
+          <w:sz w:val="24"/>
+          <w:szCs w:val="24"/>
+        </w:rPr>
+        <w:t>!</w:t>
+      </w:r>
+      <w:proofErr w:type="gramEnd"/>
+      <w:r>
+        <w:rPr>
+          <w:color w:val="BCBEC4"/>
+          <w:sz w:val="24"/>
+          <w:szCs w:val="24"/>
+        </w:rPr>
+        <w:t xml:space="preserve">(stream </w:t>
+      </w:r>
+      <w:r>
+        <w:rPr>
+          <w:color w:val="57AAF7"/>
+          <w:sz w:val="24"/>
+          <w:szCs w:val="24"/>
+        </w:rPr>
+        <w:t xml:space="preserve">&gt;&gt; </w:t>
+      </w:r>
+      <w:r>
+        <w:rPr>
+          <w:color w:val="BCBEC4"/>
+          <w:sz w:val="24"/>
+          <w:szCs w:val="24"/>
+        </w:rPr>
+        <w:t>extra)) {</w:t>
+      </w:r>
+      <w:r>
+        <w:rPr>
+          <w:color w:val="BCBEC4"/>
+          <w:sz w:val="24"/>
+          <w:szCs w:val="24"/>
+        </w:rPr>
+        <w:br/>
+        <w:t xml:space="preserve">        </w:t>
+      </w:r>
+      <w:r>
+        <w:rPr>
+          <w:color w:val="CF8E6D"/>
+          <w:sz w:val="24"/>
+          <w:szCs w:val="24"/>
+        </w:rPr>
+        <w:t xml:space="preserve">return </w:t>
+      </w:r>
+      <w:r>
+        <w:rPr>
+          <w:color w:val="BCBEC4"/>
+          <w:sz w:val="24"/>
+          <w:szCs w:val="24"/>
+        </w:rPr>
+        <w:t>number;</w:t>
+      </w:r>
+      <w:r>
+        <w:rPr>
+          <w:color w:val="BCBEC4"/>
+          <w:sz w:val="24"/>
+          <w:szCs w:val="24"/>
+        </w:rPr>
+        <w:br/>
+        <w:t xml:space="preserve">  </w:t>
+      </w:r>
+      <w:proofErr w:type="gramStart"/>
+      <w:r>
+        <w:rPr>
+          <w:color w:val="BCBEC4"/>
+          <w:sz w:val="24"/>
+          <w:szCs w:val="24"/>
+        </w:rPr>
+        <w:t xml:space="preserve">  }</w:t>
+      </w:r>
+      <w:proofErr w:type="gramEnd"/>
+      <w:r>
+        <w:rPr>
+          <w:color w:val="BCBEC4"/>
+          <w:sz w:val="24"/>
+          <w:szCs w:val="24"/>
+        </w:rPr>
+        <w:br/>
+      </w:r>
+      <w:r>
+        <w:rPr>
+          <w:color w:val="BCBEC4"/>
+          <w:sz w:val="24"/>
+          <w:szCs w:val="24"/>
+        </w:rPr>
+        <w:br/>
+        <w:t xml:space="preserve">    </w:t>
+      </w:r>
+      <w:proofErr w:type="spellStart"/>
+      <w:r>
+        <w:rPr>
+          <w:color w:val="BCBEC4"/>
+          <w:sz w:val="24"/>
+          <w:szCs w:val="24"/>
+        </w:rPr>
+        <w:t>cout</w:t>
+      </w:r>
+      <w:proofErr w:type="spellEnd"/>
+      <w:r>
+        <w:rPr>
+          <w:color w:val="BCBEC4"/>
+          <w:sz w:val="24"/>
+          <w:szCs w:val="24"/>
+        </w:rPr>
+        <w:t xml:space="preserve"> </w:t>
+      </w:r>
+      <w:r>
+        <w:rPr>
+          <w:color w:val="57AAF7"/>
+          <w:sz w:val="24"/>
+          <w:szCs w:val="24"/>
+        </w:rPr>
+        <w:t xml:space="preserve">&lt;&lt; </w:t>
+      </w:r>
+      <w:r>
+        <w:rPr>
+          <w:color w:val="6AAB73"/>
+          <w:sz w:val="24"/>
+          <w:szCs w:val="24"/>
+        </w:rPr>
+        <w:t>"Invalid input. Please enter a number.</w:t>
+      </w:r>
+      <w:r>
+        <w:rPr>
+          <w:color w:val="CF8E6D"/>
+          <w:sz w:val="24"/>
+          <w:szCs w:val="24"/>
+        </w:rPr>
+        <w:t>\n</w:t>
+      </w:r>
+      <w:r>
+        <w:rPr>
+          <w:color w:val="6AAB73"/>
+          <w:sz w:val="24"/>
+          <w:szCs w:val="24"/>
+        </w:rPr>
+        <w:t>"</w:t>
+      </w:r>
+      <w:r>
+        <w:rPr>
+          <w:color w:val="BCBEC4"/>
+          <w:sz w:val="24"/>
+          <w:szCs w:val="24"/>
+        </w:rPr>
+        <w:t>;</w:t>
+      </w:r>
+      <w:r>
+        <w:rPr>
+          <w:color w:val="BCBEC4"/>
+          <w:sz w:val="24"/>
+          <w:szCs w:val="24"/>
+        </w:rPr>
+        <w:br/>
+      </w:r>
+      <w:r>
+        <w:rPr>
+          <w:color w:val="BCBEC4"/>
+          <w:sz w:val="24"/>
+          <w:szCs w:val="24"/>
+        </w:rPr>
+        <w:br/>
+        <w:t xml:space="preserve">    </w:t>
+      </w:r>
+      <w:r>
+        <w:rPr>
+          <w:color w:val="CF8E6D"/>
+          <w:sz w:val="24"/>
+          <w:szCs w:val="24"/>
+        </w:rPr>
+        <w:t xml:space="preserve">return </w:t>
+      </w:r>
+      <w:proofErr w:type="spellStart"/>
+      <w:r>
+        <w:rPr>
+          <w:color w:val="56A8F5"/>
+          <w:sz w:val="24"/>
+          <w:szCs w:val="24"/>
+        </w:rPr>
+        <w:t>inputNumber</w:t>
+      </w:r>
+      <w:proofErr w:type="spellEnd"/>
+      <w:r>
+        <w:rPr>
+          <w:color w:val="BCBEC4"/>
+          <w:sz w:val="24"/>
+          <w:szCs w:val="24"/>
+        </w:rPr>
+        <w:t>(message);</w:t>
+      </w:r>
+      <w:r>
+        <w:rPr>
+          <w:color w:val="BCBEC4"/>
+          <w:sz w:val="24"/>
+          <w:szCs w:val="24"/>
+        </w:rPr>
+        <w:br/>
+        <w:t>}</w:t>
+      </w:r>
+      <w:r>
+        <w:rPr>
+          <w:color w:val="BCBEC4"/>
+          <w:sz w:val="24"/>
+          <w:szCs w:val="24"/>
+        </w:rPr>
+        <w:br/>
+      </w:r>
+      <w:r>
+        <w:rPr>
+          <w:color w:val="BCBEC4"/>
+          <w:sz w:val="24"/>
+          <w:szCs w:val="24"/>
+        </w:rPr>
+        <w:br/>
+      </w:r>
+      <w:r>
+        <w:rPr>
+          <w:color w:val="CF8E6D"/>
+          <w:sz w:val="24"/>
+          <w:szCs w:val="24"/>
+        </w:rPr>
+        <w:t xml:space="preserve">void </w:t>
+      </w:r>
+      <w:proofErr w:type="spellStart"/>
+      <w:r>
+        <w:rPr>
+          <w:color w:val="56A8F5"/>
+          <w:sz w:val="24"/>
+          <w:szCs w:val="24"/>
+        </w:rPr>
+        <w:t>chooseInputMethod</w:t>
+      </w:r>
+      <w:proofErr w:type="spellEnd"/>
+      <w:r>
+        <w:rPr>
+          <w:color w:val="BCBEC4"/>
+          <w:sz w:val="24"/>
+          <w:szCs w:val="24"/>
+        </w:rPr>
+        <w:t>(</w:t>
+      </w:r>
+      <w:r>
+        <w:rPr>
+          <w:color w:val="CF8E6D"/>
+          <w:sz w:val="24"/>
+          <w:szCs w:val="24"/>
+        </w:rPr>
+        <w:t>double</w:t>
+      </w:r>
+      <w:r>
+        <w:rPr>
+          <w:color w:val="BCBEC4"/>
+          <w:sz w:val="24"/>
+          <w:szCs w:val="24"/>
+        </w:rPr>
+        <w:t xml:space="preserve">&amp; x, </w:t>
+      </w:r>
+      <w:r>
+        <w:rPr>
+          <w:color w:val="CF8E6D"/>
+          <w:sz w:val="24"/>
+          <w:szCs w:val="24"/>
+        </w:rPr>
+        <w:t>double</w:t>
+      </w:r>
+      <w:r>
+        <w:rPr>
+          <w:color w:val="BCBEC4"/>
+          <w:sz w:val="24"/>
+          <w:szCs w:val="24"/>
+        </w:rPr>
+        <w:t xml:space="preserve">&amp; y, </w:t>
+      </w:r>
+      <w:r>
+        <w:rPr>
+          <w:color w:val="CF8E6D"/>
+          <w:sz w:val="24"/>
+          <w:szCs w:val="24"/>
+        </w:rPr>
+        <w:t>double</w:t>
+      </w:r>
+      <w:r>
+        <w:rPr>
+          <w:color w:val="BCBEC4"/>
+          <w:sz w:val="24"/>
+          <w:szCs w:val="24"/>
+        </w:rPr>
+        <w:t>&amp; z) {</w:t>
+      </w:r>
+      <w:r>
+        <w:rPr>
+          <w:color w:val="BCBEC4"/>
+          <w:sz w:val="24"/>
+          <w:szCs w:val="24"/>
+        </w:rPr>
+        <w:br/>
+        <w:t xml:space="preserve">    </w:t>
+      </w:r>
+      <w:proofErr w:type="spellStart"/>
+      <w:r>
+        <w:rPr>
+          <w:color w:val="BCBEC4"/>
+          <w:sz w:val="24"/>
+          <w:szCs w:val="24"/>
+        </w:rPr>
+        <w:t>cout</w:t>
+      </w:r>
+      <w:proofErr w:type="spellEnd"/>
+      <w:r>
+        <w:rPr>
+          <w:color w:val="BCBEC4"/>
+          <w:sz w:val="24"/>
+          <w:szCs w:val="24"/>
+        </w:rPr>
+        <w:t xml:space="preserve"> </w:t>
+      </w:r>
+      <w:r>
+        <w:rPr>
+          <w:color w:val="57AAF7"/>
+          <w:sz w:val="24"/>
+          <w:szCs w:val="24"/>
+        </w:rPr>
+        <w:t xml:space="preserve">&lt;&lt; </w:t>
+      </w:r>
+      <w:r>
+        <w:rPr>
+          <w:color w:val="6AAB73"/>
+          <w:sz w:val="24"/>
+          <w:szCs w:val="24"/>
+        </w:rPr>
+        <w:t>"Choose input method:</w:t>
+      </w:r>
+      <w:r>
+        <w:rPr>
+          <w:color w:val="CF8E6D"/>
+          <w:sz w:val="24"/>
+          <w:szCs w:val="24"/>
+        </w:rPr>
+        <w:t>\n</w:t>
+      </w:r>
+      <w:r>
+        <w:rPr>
+          <w:color w:val="6AAB73"/>
+          <w:sz w:val="24"/>
+          <w:szCs w:val="24"/>
+        </w:rPr>
+        <w:t>"</w:t>
+      </w:r>
+      <w:r>
+        <w:rPr>
+          <w:color w:val="BCBEC4"/>
+          <w:sz w:val="24"/>
+          <w:szCs w:val="24"/>
+        </w:rPr>
+        <w:t>;</w:t>
+      </w:r>
+      <w:r>
+        <w:rPr>
+          <w:color w:val="BCBEC4"/>
+          <w:sz w:val="24"/>
+          <w:szCs w:val="24"/>
+        </w:rPr>
+        <w:br/>
+        <w:t xml:space="preserve">    </w:t>
+      </w:r>
+      <w:proofErr w:type="spellStart"/>
+      <w:r>
+        <w:rPr>
+          <w:color w:val="BCBEC4"/>
+          <w:sz w:val="24"/>
+          <w:szCs w:val="24"/>
+        </w:rPr>
+        <w:t>cout</w:t>
+      </w:r>
+      <w:proofErr w:type="spellEnd"/>
+      <w:r>
+        <w:rPr>
+          <w:color w:val="BCBEC4"/>
+          <w:sz w:val="24"/>
+          <w:szCs w:val="24"/>
+        </w:rPr>
+        <w:t xml:space="preserve"> </w:t>
+      </w:r>
+      <w:r>
+        <w:rPr>
+          <w:color w:val="57AAF7"/>
+          <w:sz w:val="24"/>
+          <w:szCs w:val="24"/>
+        </w:rPr>
+        <w:t xml:space="preserve">&lt;&lt; </w:t>
+      </w:r>
+      <w:r>
+        <w:rPr>
+          <w:color w:val="6AAB73"/>
+          <w:sz w:val="24"/>
+          <w:szCs w:val="24"/>
+        </w:rPr>
+        <w:t>"1) Enter values manually</w:t>
+      </w:r>
+      <w:r>
+        <w:rPr>
+          <w:color w:val="CF8E6D"/>
+          <w:sz w:val="24"/>
+          <w:szCs w:val="24"/>
+        </w:rPr>
+        <w:t>\n</w:t>
+      </w:r>
+      <w:r>
+        <w:rPr>
+          <w:color w:val="6AAB73"/>
+          <w:sz w:val="24"/>
+          <w:szCs w:val="24"/>
+        </w:rPr>
+        <w:t>"</w:t>
+      </w:r>
+      <w:r>
+        <w:rPr>
+          <w:color w:val="BCBEC4"/>
+          <w:sz w:val="24"/>
+          <w:szCs w:val="24"/>
+        </w:rPr>
+        <w:t>;</w:t>
+      </w:r>
+      <w:r>
+        <w:rPr>
+          <w:color w:val="BCBEC4"/>
+          <w:sz w:val="24"/>
+          <w:szCs w:val="24"/>
+        </w:rPr>
+        <w:br/>
+        <w:t xml:space="preserve">    </w:t>
+      </w:r>
+      <w:proofErr w:type="spellStart"/>
+      <w:r>
+        <w:rPr>
+          <w:color w:val="BCBEC4"/>
+          <w:sz w:val="24"/>
+          <w:szCs w:val="24"/>
+        </w:rPr>
+        <w:t>cout</w:t>
+      </w:r>
+      <w:proofErr w:type="spellEnd"/>
+      <w:r>
+        <w:rPr>
+          <w:color w:val="BCBEC4"/>
+          <w:sz w:val="24"/>
+          <w:szCs w:val="24"/>
+        </w:rPr>
+        <w:t xml:space="preserve"> </w:t>
+      </w:r>
+      <w:r>
+        <w:rPr>
+          <w:color w:val="57AAF7"/>
+          <w:sz w:val="24"/>
+          <w:szCs w:val="24"/>
+        </w:rPr>
+        <w:t xml:space="preserve">&lt;&lt; </w:t>
+      </w:r>
+      <w:r>
+        <w:rPr>
+          <w:color w:val="6AAB73"/>
+          <w:sz w:val="24"/>
+          <w:szCs w:val="24"/>
+        </w:rPr>
+        <w:t>"2) Use default values</w:t>
+      </w:r>
+      <w:r>
+        <w:rPr>
+          <w:color w:val="CF8E6D"/>
+          <w:sz w:val="24"/>
+          <w:szCs w:val="24"/>
+        </w:rPr>
+        <w:t>\n</w:t>
+      </w:r>
+      <w:r>
+        <w:rPr>
+          <w:color w:val="6AAB73"/>
+          <w:sz w:val="24"/>
+          <w:szCs w:val="24"/>
+        </w:rPr>
+        <w:t>"</w:t>
+      </w:r>
+      <w:r>
+        <w:rPr>
+          <w:color w:val="BCBEC4"/>
+          <w:sz w:val="24"/>
+          <w:szCs w:val="24"/>
+        </w:rPr>
+        <w:t>;</w:t>
+      </w:r>
+      <w:r>
+        <w:rPr>
+          <w:color w:val="BCBEC4"/>
+          <w:sz w:val="24"/>
+          <w:szCs w:val="24"/>
+        </w:rPr>
+        <w:br/>
+      </w:r>
+      <w:r>
+        <w:rPr>
+          <w:color w:val="BCBEC4"/>
+          <w:sz w:val="24"/>
+          <w:szCs w:val="24"/>
+        </w:rPr>
+        <w:br/>
+      </w:r>
+      <w:r>
+        <w:rPr>
+          <w:color w:val="BCBEC4"/>
+          <w:sz w:val="24"/>
+          <w:szCs w:val="24"/>
+        </w:rPr>
+        <w:br/>
+        <w:t xml:space="preserve">    </w:t>
+      </w:r>
+      <w:r>
+        <w:rPr>
+          <w:color w:val="CF8E6D"/>
+          <w:sz w:val="24"/>
+          <w:szCs w:val="24"/>
+        </w:rPr>
+        <w:t xml:space="preserve">int </w:t>
+      </w:r>
+      <w:r>
+        <w:rPr>
+          <w:color w:val="BCBEC4"/>
+          <w:sz w:val="24"/>
+          <w:szCs w:val="24"/>
+        </w:rPr>
+        <w:t xml:space="preserve">choice = </w:t>
+      </w:r>
+      <w:proofErr w:type="spellStart"/>
+      <w:r>
+        <w:rPr>
+          <w:color w:val="56A8F5"/>
+          <w:sz w:val="24"/>
+          <w:szCs w:val="24"/>
+        </w:rPr>
+        <w:t>inputNumber</w:t>
+      </w:r>
+      <w:proofErr w:type="spellEnd"/>
+      <w:r>
+        <w:rPr>
+          <w:color w:val="BCBEC4"/>
+          <w:sz w:val="24"/>
+          <w:szCs w:val="24"/>
+        </w:rPr>
+        <w:t>(</w:t>
+      </w:r>
+      <w:r>
+        <w:rPr>
+          <w:color w:val="6AAB73"/>
+          <w:sz w:val="24"/>
+          <w:szCs w:val="24"/>
+        </w:rPr>
+        <w:t>"Your choice: "</w:t>
+      </w:r>
+      <w:r>
+        <w:rPr>
+          <w:color w:val="BCBEC4"/>
+          <w:sz w:val="24"/>
+          <w:szCs w:val="24"/>
+        </w:rPr>
+        <w:t>);</w:t>
+      </w:r>
+      <w:r>
+        <w:rPr>
+          <w:color w:val="BCBEC4"/>
+          <w:sz w:val="24"/>
+          <w:szCs w:val="24"/>
+        </w:rPr>
+        <w:br/>
+      </w:r>
+      <w:r>
+        <w:rPr>
+          <w:color w:val="BCBEC4"/>
+          <w:sz w:val="24"/>
+          <w:szCs w:val="24"/>
+        </w:rPr>
+        <w:br/>
+        <w:t xml:space="preserve">    </w:t>
+      </w:r>
+      <w:r>
+        <w:rPr>
+          <w:color w:val="CF8E6D"/>
+          <w:sz w:val="24"/>
+          <w:szCs w:val="24"/>
+        </w:rPr>
+        <w:t xml:space="preserve">switch </w:t>
+      </w:r>
+      <w:r>
+        <w:rPr>
+          <w:color w:val="BCBEC4"/>
+          <w:sz w:val="24"/>
+          <w:szCs w:val="24"/>
+        </w:rPr>
+        <w:t>(choice) {</w:t>
+      </w:r>
+      <w:r>
+        <w:rPr>
+          <w:color w:val="BCBEC4"/>
+          <w:sz w:val="24"/>
+          <w:szCs w:val="24"/>
+        </w:rPr>
+        <w:br/>
+        <w:t xml:space="preserve">        </w:t>
+      </w:r>
+      <w:r>
+        <w:rPr>
+          <w:color w:val="CF8E6D"/>
+          <w:sz w:val="24"/>
+          <w:szCs w:val="24"/>
+        </w:rPr>
+        <w:t xml:space="preserve">case </w:t>
+      </w:r>
+      <w:r>
+        <w:rPr>
+          <w:color w:val="2AACB8"/>
+          <w:sz w:val="24"/>
+          <w:szCs w:val="24"/>
+        </w:rPr>
+        <w:t>1</w:t>
+      </w:r>
+      <w:r>
+        <w:rPr>
+          <w:color w:val="BCBEC4"/>
+          <w:sz w:val="24"/>
+          <w:szCs w:val="24"/>
+        </w:rPr>
+        <w:t>: {</w:t>
+      </w:r>
+      <w:r>
+        <w:rPr>
+          <w:color w:val="BCBEC4"/>
+          <w:sz w:val="24"/>
+          <w:szCs w:val="24"/>
+        </w:rPr>
+        <w:br/>
+        <w:t xml:space="preserve">            x = </w:t>
+      </w:r>
+      <w:proofErr w:type="spellStart"/>
+      <w:r>
+        <w:rPr>
+          <w:color w:val="56A8F5"/>
+          <w:sz w:val="24"/>
+          <w:szCs w:val="24"/>
+        </w:rPr>
+        <w:t>inputNumber</w:t>
+      </w:r>
+      <w:proofErr w:type="spellEnd"/>
+      <w:r>
+        <w:rPr>
+          <w:color w:val="BCBEC4"/>
+          <w:sz w:val="24"/>
+          <w:szCs w:val="24"/>
+        </w:rPr>
+        <w:t>(</w:t>
+      </w:r>
+      <w:r>
+        <w:rPr>
+          <w:color w:val="6AAB73"/>
+          <w:sz w:val="24"/>
+          <w:szCs w:val="24"/>
+        </w:rPr>
+        <w:t>"Enter value for x: "</w:t>
+      </w:r>
+      <w:r>
+        <w:rPr>
+          <w:color w:val="BCBEC4"/>
+          <w:sz w:val="24"/>
+          <w:szCs w:val="24"/>
+        </w:rPr>
+        <w:t>);</w:t>
+      </w:r>
+      <w:r>
+        <w:rPr>
+          <w:color w:val="BCBEC4"/>
+          <w:sz w:val="24"/>
+          <w:szCs w:val="24"/>
+        </w:rPr>
+        <w:br/>
+      </w:r>
+      <w:r>
+        <w:rPr>
+          <w:color w:val="BCBEC4"/>
+          <w:sz w:val="24"/>
+          <w:szCs w:val="24"/>
+        </w:rPr>
+        <w:lastRenderedPageBreak/>
+        <w:t xml:space="preserve">            y = </w:t>
+      </w:r>
+      <w:proofErr w:type="spellStart"/>
+      <w:r>
+        <w:rPr>
+          <w:color w:val="56A8F5"/>
+          <w:sz w:val="24"/>
+          <w:szCs w:val="24"/>
+        </w:rPr>
+        <w:t>inputNumber</w:t>
+      </w:r>
+      <w:proofErr w:type="spellEnd"/>
+      <w:r>
+        <w:rPr>
+          <w:color w:val="BCBEC4"/>
+          <w:sz w:val="24"/>
+          <w:szCs w:val="24"/>
+        </w:rPr>
+        <w:t>(</w:t>
+      </w:r>
+      <w:r>
+        <w:rPr>
+          <w:color w:val="6AAB73"/>
+          <w:sz w:val="24"/>
+          <w:szCs w:val="24"/>
+        </w:rPr>
+        <w:t>"Enter value for y: "</w:t>
+      </w:r>
+      <w:r>
+        <w:rPr>
+          <w:color w:val="BCBEC4"/>
+          <w:sz w:val="24"/>
+          <w:szCs w:val="24"/>
+        </w:rPr>
+        <w:t>);</w:t>
+      </w:r>
+      <w:r>
+        <w:rPr>
+          <w:color w:val="BCBEC4"/>
+          <w:sz w:val="24"/>
+          <w:szCs w:val="24"/>
+        </w:rPr>
+        <w:br/>
+        <w:t xml:space="preserve">            z = </w:t>
+      </w:r>
+      <w:proofErr w:type="spellStart"/>
+      <w:r>
+        <w:rPr>
+          <w:color w:val="56A8F5"/>
+          <w:sz w:val="24"/>
+          <w:szCs w:val="24"/>
+        </w:rPr>
+        <w:t>inputNumber</w:t>
+      </w:r>
+      <w:proofErr w:type="spellEnd"/>
+      <w:r>
+        <w:rPr>
+          <w:color w:val="BCBEC4"/>
+          <w:sz w:val="24"/>
+          <w:szCs w:val="24"/>
+        </w:rPr>
+        <w:t>(</w:t>
+      </w:r>
+      <w:r>
+        <w:rPr>
+          <w:color w:val="6AAB73"/>
+          <w:sz w:val="24"/>
+          <w:szCs w:val="24"/>
+        </w:rPr>
+        <w:t>"Enter value for z: "</w:t>
+      </w:r>
+      <w:r>
+        <w:rPr>
+          <w:color w:val="BCBEC4"/>
+          <w:sz w:val="24"/>
+          <w:szCs w:val="24"/>
+        </w:rPr>
+        <w:t>);</w:t>
+      </w:r>
+      <w:r>
+        <w:rPr>
+          <w:color w:val="BCBEC4"/>
+          <w:sz w:val="24"/>
+          <w:szCs w:val="24"/>
+        </w:rPr>
+        <w:br/>
+        <w:t xml:space="preserve">            </w:t>
+      </w:r>
+      <w:r>
+        <w:rPr>
+          <w:color w:val="CF8E6D"/>
+          <w:sz w:val="24"/>
+          <w:szCs w:val="24"/>
+        </w:rPr>
+        <w:t>break</w:t>
+      </w:r>
+      <w:r>
+        <w:rPr>
+          <w:color w:val="BCBEC4"/>
+          <w:sz w:val="24"/>
+          <w:szCs w:val="24"/>
+        </w:rPr>
+        <w:t>;</w:t>
+      </w:r>
+      <w:r>
+        <w:rPr>
+          <w:color w:val="BCBEC4"/>
+          <w:sz w:val="24"/>
+          <w:szCs w:val="24"/>
+        </w:rPr>
+        <w:br/>
+        <w:t xml:space="preserve">        }</w:t>
+      </w:r>
+      <w:r>
+        <w:rPr>
+          <w:color w:val="BCBEC4"/>
+          <w:sz w:val="24"/>
+          <w:szCs w:val="24"/>
+        </w:rPr>
+        <w:br/>
+        <w:t xml:space="preserve">        </w:t>
+      </w:r>
+      <w:r>
+        <w:rPr>
+          <w:color w:val="CF8E6D"/>
+          <w:sz w:val="24"/>
+          <w:szCs w:val="24"/>
+        </w:rPr>
+        <w:t xml:space="preserve">case </w:t>
+      </w:r>
+      <w:r>
+        <w:rPr>
+          <w:color w:val="2AACB8"/>
+          <w:sz w:val="24"/>
+          <w:szCs w:val="24"/>
+        </w:rPr>
+        <w:t>2</w:t>
+      </w:r>
+      <w:r>
+        <w:rPr>
+          <w:color w:val="BCBEC4"/>
+          <w:sz w:val="24"/>
+          <w:szCs w:val="24"/>
+        </w:rPr>
+        <w:t>: {</w:t>
+      </w:r>
+      <w:r>
+        <w:rPr>
+          <w:color w:val="BCBEC4"/>
+          <w:sz w:val="24"/>
+          <w:szCs w:val="24"/>
+        </w:rPr>
+        <w:br/>
+        <w:t xml:space="preserve">            </w:t>
+      </w:r>
+      <w:proofErr w:type="spellStart"/>
+      <w:r>
+        <w:rPr>
+          <w:color w:val="BCBEC4"/>
+          <w:sz w:val="24"/>
+          <w:szCs w:val="24"/>
+        </w:rPr>
+        <w:t>cout</w:t>
+      </w:r>
+      <w:proofErr w:type="spellEnd"/>
+      <w:r>
+        <w:rPr>
+          <w:color w:val="BCBEC4"/>
+          <w:sz w:val="24"/>
+          <w:szCs w:val="24"/>
+        </w:rPr>
+        <w:t xml:space="preserve"> </w:t>
+      </w:r>
+      <w:r>
+        <w:rPr>
+          <w:color w:val="57AAF7"/>
+          <w:sz w:val="24"/>
+          <w:szCs w:val="24"/>
+        </w:rPr>
+        <w:t xml:space="preserve">&lt;&lt; </w:t>
+      </w:r>
+      <w:r>
+        <w:rPr>
+          <w:color w:val="6AAB73"/>
+          <w:sz w:val="24"/>
+          <w:szCs w:val="24"/>
+        </w:rPr>
+        <w:t>"Using default values:</w:t>
+      </w:r>
+      <w:r>
+        <w:rPr>
+          <w:color w:val="CF8E6D"/>
+          <w:sz w:val="24"/>
+          <w:szCs w:val="24"/>
+        </w:rPr>
+        <w:t>\n</w:t>
+      </w:r>
+      <w:r>
+        <w:rPr>
+          <w:color w:val="6AAB73"/>
+          <w:sz w:val="24"/>
+          <w:szCs w:val="24"/>
+        </w:rPr>
+        <w:t>"</w:t>
+      </w:r>
+      <w:r>
+        <w:rPr>
+          <w:color w:val="BCBEC4"/>
+          <w:sz w:val="24"/>
+          <w:szCs w:val="24"/>
+        </w:rPr>
+        <w:t>;</w:t>
+      </w:r>
+      <w:r>
+        <w:rPr>
+          <w:color w:val="BCBEC4"/>
+          <w:sz w:val="24"/>
+          <w:szCs w:val="24"/>
+        </w:rPr>
+        <w:br/>
+        <w:t xml:space="preserve">            </w:t>
+      </w:r>
+      <w:proofErr w:type="spellStart"/>
+      <w:r>
+        <w:rPr>
+          <w:color w:val="BCBEC4"/>
+          <w:sz w:val="24"/>
+          <w:szCs w:val="24"/>
+        </w:rPr>
+        <w:t>cout</w:t>
+      </w:r>
+      <w:proofErr w:type="spellEnd"/>
+      <w:r>
+        <w:rPr>
+          <w:color w:val="BCBEC4"/>
+          <w:sz w:val="24"/>
+          <w:szCs w:val="24"/>
+        </w:rPr>
+        <w:t xml:space="preserve"> </w:t>
+      </w:r>
+      <w:r>
+        <w:rPr>
+          <w:color w:val="57AAF7"/>
+          <w:sz w:val="24"/>
+          <w:szCs w:val="24"/>
+        </w:rPr>
+        <w:t xml:space="preserve">&lt;&lt; </w:t>
+      </w:r>
+      <w:r>
+        <w:rPr>
+          <w:color w:val="6AAB73"/>
+          <w:sz w:val="24"/>
+          <w:szCs w:val="24"/>
+        </w:rPr>
+        <w:t xml:space="preserve">"x = " </w:t>
+      </w:r>
+      <w:r>
+        <w:rPr>
+          <w:color w:val="57AAF7"/>
+          <w:sz w:val="24"/>
+          <w:szCs w:val="24"/>
+        </w:rPr>
+        <w:t xml:space="preserve">&lt;&lt; </w:t>
+      </w:r>
+      <w:r>
+        <w:rPr>
+          <w:color w:val="BCBEC4"/>
+          <w:sz w:val="24"/>
+          <w:szCs w:val="24"/>
+        </w:rPr>
+        <w:t xml:space="preserve">x </w:t>
+      </w:r>
+      <w:r>
+        <w:rPr>
+          <w:color w:val="57AAF7"/>
+          <w:sz w:val="24"/>
+          <w:szCs w:val="24"/>
+        </w:rPr>
+        <w:t xml:space="preserve">&lt;&lt; </w:t>
+      </w:r>
+      <w:r>
+        <w:rPr>
+          <w:color w:val="6AAB73"/>
+          <w:sz w:val="24"/>
+          <w:szCs w:val="24"/>
+        </w:rPr>
+        <w:t>"</w:t>
+      </w:r>
+      <w:r>
+        <w:rPr>
+          <w:color w:val="CF8E6D"/>
+          <w:sz w:val="24"/>
+          <w:szCs w:val="24"/>
+        </w:rPr>
+        <w:t>\n</w:t>
+      </w:r>
+      <w:r>
+        <w:rPr>
+          <w:color w:val="6AAB73"/>
+          <w:sz w:val="24"/>
+          <w:szCs w:val="24"/>
+        </w:rPr>
+        <w:t>"</w:t>
+      </w:r>
+      <w:r>
+        <w:rPr>
+          <w:color w:val="BCBEC4"/>
+          <w:sz w:val="24"/>
+          <w:szCs w:val="24"/>
+        </w:rPr>
+        <w:t>;</w:t>
+      </w:r>
+      <w:r>
+        <w:rPr>
+          <w:color w:val="BCBEC4"/>
+          <w:sz w:val="24"/>
+          <w:szCs w:val="24"/>
+        </w:rPr>
+        <w:br/>
+        <w:t xml:space="preserve">            </w:t>
+      </w:r>
+      <w:proofErr w:type="spellStart"/>
+      <w:r>
+        <w:rPr>
+          <w:color w:val="BCBEC4"/>
+          <w:sz w:val="24"/>
+          <w:szCs w:val="24"/>
+        </w:rPr>
+        <w:t>cout</w:t>
+      </w:r>
+      <w:proofErr w:type="spellEnd"/>
+      <w:r>
+        <w:rPr>
+          <w:color w:val="BCBEC4"/>
+          <w:sz w:val="24"/>
+          <w:szCs w:val="24"/>
+        </w:rPr>
+        <w:t xml:space="preserve"> </w:t>
+      </w:r>
+      <w:r>
+        <w:rPr>
+          <w:color w:val="57AAF7"/>
+          <w:sz w:val="24"/>
+          <w:szCs w:val="24"/>
+        </w:rPr>
+        <w:t xml:space="preserve">&lt;&lt; </w:t>
+      </w:r>
+      <w:r>
+        <w:rPr>
+          <w:color w:val="6AAB73"/>
+          <w:sz w:val="24"/>
+          <w:szCs w:val="24"/>
+        </w:rPr>
+        <w:t xml:space="preserve">"y = " </w:t>
+      </w:r>
+      <w:r>
+        <w:rPr>
+          <w:color w:val="57AAF7"/>
+          <w:sz w:val="24"/>
+          <w:szCs w:val="24"/>
+        </w:rPr>
+        <w:t xml:space="preserve">&lt;&lt; </w:t>
+      </w:r>
+      <w:r>
+        <w:rPr>
+          <w:color w:val="BCBEC4"/>
+          <w:sz w:val="24"/>
+          <w:szCs w:val="24"/>
+        </w:rPr>
+        <w:t xml:space="preserve">y </w:t>
+      </w:r>
+      <w:r>
+        <w:rPr>
+          <w:color w:val="57AAF7"/>
+          <w:sz w:val="24"/>
+          <w:szCs w:val="24"/>
+        </w:rPr>
+        <w:t xml:space="preserve">&lt;&lt; </w:t>
+      </w:r>
+      <w:r>
+        <w:rPr>
+          <w:color w:val="6AAB73"/>
+          <w:sz w:val="24"/>
+          <w:szCs w:val="24"/>
+        </w:rPr>
+        <w:t>"</w:t>
+      </w:r>
+      <w:r>
+        <w:rPr>
+          <w:color w:val="CF8E6D"/>
+          <w:sz w:val="24"/>
+          <w:szCs w:val="24"/>
+        </w:rPr>
+        <w:t>\n</w:t>
+      </w:r>
+      <w:r>
+        <w:rPr>
+          <w:color w:val="6AAB73"/>
+          <w:sz w:val="24"/>
+          <w:szCs w:val="24"/>
+        </w:rPr>
+        <w:t>"</w:t>
+      </w:r>
+      <w:r>
+        <w:rPr>
+          <w:color w:val="BCBEC4"/>
+          <w:sz w:val="24"/>
+          <w:szCs w:val="24"/>
+        </w:rPr>
+        <w:t>;</w:t>
+      </w:r>
+      <w:r>
+        <w:rPr>
+          <w:color w:val="BCBEC4"/>
+          <w:sz w:val="24"/>
+          <w:szCs w:val="24"/>
+        </w:rPr>
+        <w:br/>
+        <w:t xml:space="preserve">            </w:t>
+      </w:r>
+      <w:proofErr w:type="spellStart"/>
+      <w:r>
+        <w:rPr>
+          <w:color w:val="BCBEC4"/>
+          <w:sz w:val="24"/>
+          <w:szCs w:val="24"/>
+        </w:rPr>
+        <w:t>cout</w:t>
+      </w:r>
+      <w:proofErr w:type="spellEnd"/>
+      <w:r>
+        <w:rPr>
+          <w:color w:val="BCBEC4"/>
+          <w:sz w:val="24"/>
+          <w:szCs w:val="24"/>
+        </w:rPr>
+        <w:t xml:space="preserve"> </w:t>
+      </w:r>
+      <w:r>
+        <w:rPr>
+          <w:color w:val="57AAF7"/>
+          <w:sz w:val="24"/>
+          <w:szCs w:val="24"/>
+        </w:rPr>
+        <w:t xml:space="preserve">&lt;&lt; </w:t>
+      </w:r>
+      <w:r>
+        <w:rPr>
+          <w:color w:val="6AAB73"/>
+          <w:sz w:val="24"/>
+          <w:szCs w:val="24"/>
+        </w:rPr>
+        <w:t xml:space="preserve">"z = " </w:t>
+      </w:r>
+      <w:r>
+        <w:rPr>
+          <w:color w:val="57AAF7"/>
+          <w:sz w:val="24"/>
+          <w:szCs w:val="24"/>
+        </w:rPr>
+        <w:t xml:space="preserve">&lt;&lt; </w:t>
+      </w:r>
+      <w:r>
+        <w:rPr>
+          <w:color w:val="BCBEC4"/>
+          <w:sz w:val="24"/>
+          <w:szCs w:val="24"/>
+        </w:rPr>
+        <w:t xml:space="preserve">z </w:t>
+      </w:r>
+      <w:r>
+        <w:rPr>
+          <w:color w:val="57AAF7"/>
+          <w:sz w:val="24"/>
+          <w:szCs w:val="24"/>
+        </w:rPr>
+        <w:t xml:space="preserve">&lt;&lt; </w:t>
+      </w:r>
+      <w:r>
+        <w:rPr>
+          <w:color w:val="6AAB73"/>
+          <w:sz w:val="24"/>
+          <w:szCs w:val="24"/>
+        </w:rPr>
+        <w:t>"</w:t>
+      </w:r>
+      <w:r>
+        <w:rPr>
+          <w:color w:val="CF8E6D"/>
+          <w:sz w:val="24"/>
+          <w:szCs w:val="24"/>
+        </w:rPr>
+        <w:t>\n</w:t>
+      </w:r>
+      <w:r>
+        <w:rPr>
+          <w:color w:val="6AAB73"/>
+          <w:sz w:val="24"/>
+          <w:szCs w:val="24"/>
+        </w:rPr>
+        <w:t>"</w:t>
+      </w:r>
+      <w:r>
+        <w:rPr>
+          <w:color w:val="BCBEC4"/>
+          <w:sz w:val="24"/>
+          <w:szCs w:val="24"/>
+        </w:rPr>
+        <w:t>;</w:t>
+      </w:r>
+      <w:r>
+        <w:rPr>
+          <w:color w:val="BCBEC4"/>
+          <w:sz w:val="24"/>
+          <w:szCs w:val="24"/>
+        </w:rPr>
+        <w:br/>
+        <w:t xml:space="preserve">            </w:t>
+      </w:r>
+      <w:r>
+        <w:rPr>
+          <w:color w:val="CF8E6D"/>
+          <w:sz w:val="24"/>
+          <w:szCs w:val="24"/>
+        </w:rPr>
+        <w:t>break</w:t>
+      </w:r>
+      <w:r>
+        <w:rPr>
+          <w:color w:val="BCBEC4"/>
+          <w:sz w:val="24"/>
+          <w:szCs w:val="24"/>
+        </w:rPr>
+        <w:t>;</w:t>
+      </w:r>
+      <w:r>
+        <w:rPr>
+          <w:color w:val="BCBEC4"/>
+          <w:sz w:val="24"/>
+          <w:szCs w:val="24"/>
+        </w:rPr>
+        <w:br/>
+        <w:t xml:space="preserve">        }</w:t>
+      </w:r>
+      <w:r>
+        <w:rPr>
+          <w:color w:val="BCBEC4"/>
+          <w:sz w:val="24"/>
+          <w:szCs w:val="24"/>
+        </w:rPr>
+        <w:br/>
+        <w:t xml:space="preserve">        </w:t>
+      </w:r>
+      <w:r>
+        <w:rPr>
+          <w:color w:val="CF8E6D"/>
+          <w:sz w:val="24"/>
+          <w:szCs w:val="24"/>
+        </w:rPr>
+        <w:t>default</w:t>
+      </w:r>
+      <w:r>
+        <w:rPr>
+          <w:color w:val="BCBEC4"/>
+          <w:sz w:val="24"/>
+          <w:szCs w:val="24"/>
+        </w:rPr>
+        <w:t>: {</w:t>
+      </w:r>
+      <w:r>
+        <w:rPr>
+          <w:color w:val="BCBEC4"/>
+          <w:sz w:val="24"/>
+          <w:szCs w:val="24"/>
+        </w:rPr>
+        <w:br/>
+        <w:t xml:space="preserve">            </w:t>
+      </w:r>
+      <w:proofErr w:type="spellStart"/>
+      <w:r>
+        <w:rPr>
+          <w:color w:val="BCBEC4"/>
+          <w:sz w:val="24"/>
+          <w:szCs w:val="24"/>
+        </w:rPr>
+        <w:t>cout</w:t>
+      </w:r>
+      <w:proofErr w:type="spellEnd"/>
+      <w:r>
+        <w:rPr>
+          <w:color w:val="BCBEC4"/>
+          <w:sz w:val="24"/>
+          <w:szCs w:val="24"/>
+        </w:rPr>
+        <w:t xml:space="preserve"> </w:t>
+      </w:r>
+      <w:r>
+        <w:rPr>
+          <w:color w:val="57AAF7"/>
+          <w:sz w:val="24"/>
+          <w:szCs w:val="24"/>
+        </w:rPr>
+        <w:t xml:space="preserve">&lt;&lt; </w:t>
+      </w:r>
+      <w:r>
+        <w:rPr>
+          <w:color w:val="6AAB73"/>
+          <w:sz w:val="24"/>
+          <w:szCs w:val="24"/>
+        </w:rPr>
+        <w:t>"Invalid choice. Please try again.</w:t>
+      </w:r>
+      <w:r>
+        <w:rPr>
+          <w:color w:val="CF8E6D"/>
+          <w:sz w:val="24"/>
+          <w:szCs w:val="24"/>
+        </w:rPr>
+        <w:t>\n</w:t>
+      </w:r>
+      <w:r>
+        <w:rPr>
+          <w:color w:val="6AAB73"/>
+          <w:sz w:val="24"/>
+          <w:szCs w:val="24"/>
+        </w:rPr>
+        <w:t>"</w:t>
+      </w:r>
+      <w:r>
+        <w:rPr>
+          <w:color w:val="BCBEC4"/>
+          <w:sz w:val="24"/>
+          <w:szCs w:val="24"/>
+        </w:rPr>
+        <w:t>;</w:t>
+      </w:r>
+      <w:r>
+        <w:rPr>
+          <w:color w:val="BCBEC4"/>
+          <w:sz w:val="24"/>
+          <w:szCs w:val="24"/>
+        </w:rPr>
+        <w:br/>
+        <w:t xml:space="preserve">            </w:t>
+      </w:r>
+      <w:proofErr w:type="spellStart"/>
+      <w:r>
+        <w:rPr>
+          <w:color w:val="56A8F5"/>
+          <w:sz w:val="24"/>
+          <w:szCs w:val="24"/>
+        </w:rPr>
+        <w:t>chooseInputMethod</w:t>
+      </w:r>
+      <w:proofErr w:type="spellEnd"/>
+      <w:r>
+        <w:rPr>
+          <w:color w:val="BCBEC4"/>
+          <w:sz w:val="24"/>
+          <w:szCs w:val="24"/>
+        </w:rPr>
+        <w:t>(x, y, z);</w:t>
+      </w:r>
+      <w:r>
+        <w:rPr>
+          <w:color w:val="BCBEC4"/>
+          <w:sz w:val="24"/>
+          <w:szCs w:val="24"/>
+        </w:rPr>
+        <w:br/>
+        <w:t xml:space="preserve">            </w:t>
+      </w:r>
+      <w:r>
+        <w:rPr>
+          <w:color w:val="CF8E6D"/>
+          <w:sz w:val="24"/>
+          <w:szCs w:val="24"/>
+        </w:rPr>
+        <w:t>break</w:t>
+      </w:r>
+      <w:r>
+        <w:rPr>
+          <w:color w:val="BCBEC4"/>
+          <w:sz w:val="24"/>
+          <w:szCs w:val="24"/>
+        </w:rPr>
+        <w:t>;</w:t>
+      </w:r>
+      <w:r>
+        <w:rPr>
+          <w:color w:val="BCBEC4"/>
+          <w:sz w:val="24"/>
+          <w:szCs w:val="24"/>
+        </w:rPr>
+        <w:br/>
+        <w:t xml:space="preserve">        }</w:t>
+      </w:r>
+      <w:r>
+        <w:rPr>
+          <w:color w:val="BCBEC4"/>
+          <w:sz w:val="24"/>
+          <w:szCs w:val="24"/>
+        </w:rPr>
+        <w:br/>
+        <w:t xml:space="preserve">    }</w:t>
+      </w:r>
+      <w:r>
+        <w:rPr>
+          <w:color w:val="BCBEC4"/>
+          <w:sz w:val="24"/>
+          <w:szCs w:val="24"/>
+        </w:rPr>
+        <w:br/>
+        <w:t>}</w:t>
+      </w:r>
+      <w:r>
+        <w:rPr>
+          <w:color w:val="BCBEC4"/>
+          <w:sz w:val="24"/>
+          <w:szCs w:val="24"/>
+        </w:rPr>
+        <w:br/>
+      </w:r>
+      <w:r>
+        <w:rPr>
+          <w:color w:val="BCBEC4"/>
+          <w:sz w:val="24"/>
+          <w:szCs w:val="24"/>
+        </w:rPr>
+        <w:br/>
+        <w:t xml:space="preserve">int32_t </w:t>
+      </w:r>
+      <w:r>
+        <w:rPr>
+          <w:color w:val="56A8F5"/>
+          <w:sz w:val="24"/>
+          <w:szCs w:val="24"/>
+        </w:rPr>
+        <w:t>main</w:t>
+      </w:r>
+      <w:r>
+        <w:rPr>
+          <w:color w:val="BCBEC4"/>
+          <w:sz w:val="24"/>
+          <w:szCs w:val="24"/>
+        </w:rPr>
+        <w:t>() {</w:t>
+      </w:r>
+      <w:r>
+        <w:rPr>
+          <w:color w:val="BCBEC4"/>
+          <w:sz w:val="24"/>
+          <w:szCs w:val="24"/>
+        </w:rPr>
+        <w:br/>
+        <w:t xml:space="preserve">    </w:t>
+      </w:r>
+      <w:r>
+        <w:rPr>
+          <w:color w:val="CF8E6D"/>
+          <w:sz w:val="24"/>
+          <w:szCs w:val="24"/>
+        </w:rPr>
+        <w:t xml:space="preserve">double </w:t>
+      </w:r>
+      <w:r>
+        <w:rPr>
+          <w:color w:val="BCBEC4"/>
+          <w:sz w:val="24"/>
+          <w:szCs w:val="24"/>
+        </w:rPr>
+        <w:t>x = -</w:t>
+      </w:r>
+      <w:r>
+        <w:rPr>
+          <w:color w:val="2AACB8"/>
+          <w:sz w:val="24"/>
+          <w:szCs w:val="24"/>
+        </w:rPr>
+        <w:t>0.02235</w:t>
+      </w:r>
+      <w:r>
+        <w:rPr>
+          <w:color w:val="BCBEC4"/>
+          <w:sz w:val="24"/>
+          <w:szCs w:val="24"/>
+        </w:rPr>
+        <w:t>;</w:t>
+      </w:r>
+      <w:r>
+        <w:rPr>
+          <w:color w:val="BCBEC4"/>
+          <w:sz w:val="24"/>
+          <w:szCs w:val="24"/>
+        </w:rPr>
+        <w:br/>
+        <w:t xml:space="preserve">    </w:t>
+      </w:r>
+      <w:r>
+        <w:rPr>
+          <w:color w:val="CF8E6D"/>
+          <w:sz w:val="24"/>
+          <w:szCs w:val="24"/>
+        </w:rPr>
+        <w:t xml:space="preserve">double </w:t>
+      </w:r>
+      <w:r>
+        <w:rPr>
+          <w:color w:val="BCBEC4"/>
+          <w:sz w:val="24"/>
+          <w:szCs w:val="24"/>
+        </w:rPr>
+        <w:t xml:space="preserve">y = </w:t>
+      </w:r>
+      <w:r>
+        <w:rPr>
+          <w:color w:val="2AACB8"/>
+          <w:sz w:val="24"/>
+          <w:szCs w:val="24"/>
+        </w:rPr>
+        <w:t>2.23</w:t>
+      </w:r>
+      <w:r>
+        <w:rPr>
+          <w:color w:val="BCBEC4"/>
+          <w:sz w:val="24"/>
+          <w:szCs w:val="24"/>
+        </w:rPr>
+        <w:t>;</w:t>
+      </w:r>
+      <w:r>
+        <w:rPr>
+          <w:color w:val="BCBEC4"/>
+          <w:sz w:val="24"/>
+          <w:szCs w:val="24"/>
+        </w:rPr>
+        <w:br/>
+        <w:t xml:space="preserve">    </w:t>
+      </w:r>
+      <w:r>
+        <w:rPr>
+          <w:color w:val="CF8E6D"/>
+          <w:sz w:val="24"/>
+          <w:szCs w:val="24"/>
+        </w:rPr>
+        <w:t xml:space="preserve">double </w:t>
+      </w:r>
+      <w:r>
+        <w:rPr>
+          <w:color w:val="BCBEC4"/>
+          <w:sz w:val="24"/>
+          <w:szCs w:val="24"/>
+        </w:rPr>
+        <w:t xml:space="preserve">z = </w:t>
+      </w:r>
+      <w:r>
+        <w:rPr>
+          <w:color w:val="2AACB8"/>
+          <w:sz w:val="24"/>
+          <w:szCs w:val="24"/>
+        </w:rPr>
+        <w:t>15.221</w:t>
+      </w:r>
+      <w:r>
+        <w:rPr>
+          <w:color w:val="BCBEC4"/>
+          <w:sz w:val="24"/>
+          <w:szCs w:val="24"/>
+        </w:rPr>
+        <w:t>;</w:t>
+      </w:r>
+      <w:r>
+        <w:rPr>
+          <w:color w:val="BCBEC4"/>
+          <w:sz w:val="24"/>
+          <w:szCs w:val="24"/>
+        </w:rPr>
+        <w:br/>
+      </w:r>
+      <w:r>
+        <w:rPr>
+          <w:color w:val="BCBEC4"/>
+          <w:sz w:val="24"/>
+          <w:szCs w:val="24"/>
+        </w:rPr>
+        <w:br/>
+        <w:t xml:space="preserve">    </w:t>
+      </w:r>
+      <w:proofErr w:type="spellStart"/>
+      <w:r>
+        <w:rPr>
+          <w:color w:val="56A8F5"/>
+          <w:sz w:val="24"/>
+          <w:szCs w:val="24"/>
+        </w:rPr>
+        <w:t>chooseInputMethod</w:t>
+      </w:r>
+      <w:proofErr w:type="spellEnd"/>
+      <w:r>
+        <w:rPr>
+          <w:color w:val="BCBEC4"/>
+          <w:sz w:val="24"/>
+          <w:szCs w:val="24"/>
+        </w:rPr>
+        <w:t>(x, y, z);</w:t>
+      </w:r>
+      <w:r>
+        <w:rPr>
+          <w:color w:val="BCBEC4"/>
+          <w:sz w:val="24"/>
+          <w:szCs w:val="24"/>
+        </w:rPr>
+        <w:br/>
+      </w:r>
+      <w:r>
+        <w:rPr>
+          <w:color w:val="BCBEC4"/>
+          <w:sz w:val="24"/>
+          <w:szCs w:val="24"/>
+        </w:rPr>
+        <w:br/>
+        <w:t xml:space="preserve">    </w:t>
+      </w:r>
+      <w:proofErr w:type="spellStart"/>
+      <w:r>
+        <w:rPr>
+          <w:color w:val="BCBEC4"/>
+          <w:sz w:val="24"/>
+          <w:szCs w:val="24"/>
+        </w:rPr>
+        <w:t>cout</w:t>
+      </w:r>
+      <w:proofErr w:type="spellEnd"/>
+      <w:r>
+        <w:rPr>
+          <w:color w:val="BCBEC4"/>
+          <w:sz w:val="24"/>
+          <w:szCs w:val="24"/>
+        </w:rPr>
+        <w:t xml:space="preserve"> </w:t>
+      </w:r>
+      <w:r>
+        <w:rPr>
+          <w:color w:val="57AAF7"/>
+          <w:sz w:val="24"/>
+          <w:szCs w:val="24"/>
+        </w:rPr>
+        <w:t xml:space="preserve">&lt;&lt; </w:t>
+      </w:r>
+      <w:r>
+        <w:rPr>
+          <w:color w:val="6AAB73"/>
+          <w:sz w:val="24"/>
+          <w:szCs w:val="24"/>
+        </w:rPr>
+        <w:t xml:space="preserve">"phi = " </w:t>
+      </w:r>
+      <w:r>
+        <w:rPr>
+          <w:color w:val="57AAF7"/>
+          <w:sz w:val="24"/>
+          <w:szCs w:val="24"/>
+        </w:rPr>
+        <w:t xml:space="preserve">&lt;&lt; </w:t>
+      </w:r>
+      <w:r>
+        <w:rPr>
+          <w:color w:val="56A8F5"/>
+          <w:sz w:val="24"/>
+          <w:szCs w:val="24"/>
+        </w:rPr>
+        <w:t>pow</w:t>
+      </w:r>
+      <w:r>
+        <w:rPr>
+          <w:color w:val="BCBEC4"/>
+          <w:sz w:val="24"/>
+          <w:szCs w:val="24"/>
+        </w:rPr>
+        <w:t xml:space="preserve">(M_E, </w:t>
+      </w:r>
+      <w:r>
+        <w:rPr>
+          <w:color w:val="56A8F5"/>
+          <w:sz w:val="24"/>
+          <w:szCs w:val="24"/>
+        </w:rPr>
+        <w:t>fabs</w:t>
+      </w:r>
+      <w:r>
+        <w:rPr>
+          <w:color w:val="BCBEC4"/>
+          <w:sz w:val="24"/>
+          <w:szCs w:val="24"/>
+        </w:rPr>
+        <w:t xml:space="preserve">(x - y)) * </w:t>
+      </w:r>
+      <w:r>
+        <w:rPr>
+          <w:color w:val="56A8F5"/>
+          <w:sz w:val="24"/>
+          <w:szCs w:val="24"/>
+        </w:rPr>
+        <w:t>pow</w:t>
+      </w:r>
+      <w:r>
+        <w:rPr>
+          <w:color w:val="BCBEC4"/>
+          <w:sz w:val="24"/>
+          <w:szCs w:val="24"/>
+        </w:rPr>
+        <w:t>(</w:t>
+      </w:r>
+      <w:r>
+        <w:rPr>
+          <w:color w:val="56A8F5"/>
+          <w:sz w:val="24"/>
+          <w:szCs w:val="24"/>
+        </w:rPr>
+        <w:t>fabs</w:t>
+      </w:r>
+      <w:r>
+        <w:rPr>
+          <w:color w:val="BCBEC4"/>
+          <w:sz w:val="24"/>
+          <w:szCs w:val="24"/>
+        </w:rPr>
+        <w:t>(x - y), x + y)</w:t>
+      </w:r>
+      <w:r>
+        <w:rPr>
+          <w:color w:val="BCBEC4"/>
+          <w:sz w:val="24"/>
+          <w:szCs w:val="24"/>
+        </w:rPr>
+        <w:br/>
+        <w:t xml:space="preserve">                        / (</w:t>
+      </w:r>
+      <w:proofErr w:type="spellStart"/>
+      <w:r>
+        <w:rPr>
+          <w:color w:val="56A8F5"/>
+          <w:sz w:val="24"/>
+          <w:szCs w:val="24"/>
+        </w:rPr>
+        <w:t>atan</w:t>
+      </w:r>
+      <w:proofErr w:type="spellEnd"/>
+      <w:r>
+        <w:rPr>
+          <w:color w:val="BCBEC4"/>
+          <w:sz w:val="24"/>
+          <w:szCs w:val="24"/>
+        </w:rPr>
+        <w:t xml:space="preserve">(x) + </w:t>
+      </w:r>
+      <w:proofErr w:type="spellStart"/>
+      <w:r>
+        <w:rPr>
+          <w:color w:val="56A8F5"/>
+          <w:sz w:val="24"/>
+          <w:szCs w:val="24"/>
+        </w:rPr>
+        <w:t>atan</w:t>
+      </w:r>
+      <w:proofErr w:type="spellEnd"/>
+      <w:r>
+        <w:rPr>
+          <w:color w:val="BCBEC4"/>
+          <w:sz w:val="24"/>
+          <w:szCs w:val="24"/>
+        </w:rPr>
+        <w:t xml:space="preserve">(z)) + </w:t>
+      </w:r>
+      <w:proofErr w:type="spellStart"/>
+      <w:r>
+        <w:rPr>
+          <w:color w:val="56A8F5"/>
+          <w:sz w:val="24"/>
+          <w:szCs w:val="24"/>
+        </w:rPr>
+        <w:t>cbrt</w:t>
+      </w:r>
+      <w:proofErr w:type="spellEnd"/>
+      <w:r>
+        <w:rPr>
+          <w:color w:val="BCBEC4"/>
+          <w:sz w:val="24"/>
+          <w:szCs w:val="24"/>
+        </w:rPr>
+        <w:t>(</w:t>
+      </w:r>
+      <w:r>
+        <w:rPr>
+          <w:color w:val="56A8F5"/>
+          <w:sz w:val="24"/>
+          <w:szCs w:val="24"/>
+        </w:rPr>
+        <w:t>pow</w:t>
+      </w:r>
+      <w:r>
+        <w:rPr>
+          <w:color w:val="BCBEC4"/>
+          <w:sz w:val="24"/>
+          <w:szCs w:val="24"/>
+        </w:rPr>
+        <w:t xml:space="preserve">(x, </w:t>
+      </w:r>
+      <w:r>
+        <w:rPr>
+          <w:color w:val="2AACB8"/>
+          <w:sz w:val="24"/>
+          <w:szCs w:val="24"/>
+        </w:rPr>
+        <w:t>6</w:t>
+      </w:r>
+      <w:r>
+        <w:rPr>
+          <w:color w:val="BCBEC4"/>
+          <w:sz w:val="24"/>
+          <w:szCs w:val="24"/>
+        </w:rPr>
+        <w:t>)</w:t>
+      </w:r>
+      <w:r>
+        <w:rPr>
+          <w:color w:val="BCBEC4"/>
+          <w:sz w:val="24"/>
+          <w:szCs w:val="24"/>
+        </w:rPr>
+        <w:br/>
+        <w:t xml:space="preserve">                        + </w:t>
+      </w:r>
+      <w:r>
+        <w:rPr>
+          <w:color w:val="56A8F5"/>
+          <w:sz w:val="24"/>
+          <w:szCs w:val="24"/>
+        </w:rPr>
+        <w:t>pow</w:t>
+      </w:r>
+      <w:r>
+        <w:rPr>
+          <w:color w:val="BCBEC4"/>
+          <w:sz w:val="24"/>
+          <w:szCs w:val="24"/>
+        </w:rPr>
+        <w:t>(</w:t>
+      </w:r>
+      <w:r>
+        <w:rPr>
+          <w:color w:val="56A8F5"/>
+          <w:sz w:val="24"/>
+          <w:szCs w:val="24"/>
+        </w:rPr>
+        <w:t>log</w:t>
+      </w:r>
+      <w:r>
+        <w:rPr>
+          <w:color w:val="BCBEC4"/>
+          <w:sz w:val="24"/>
+          <w:szCs w:val="24"/>
+        </w:rPr>
+        <w:t xml:space="preserve">(y), </w:t>
+      </w:r>
+      <w:r>
+        <w:rPr>
+          <w:color w:val="2AACB8"/>
+          <w:sz w:val="24"/>
+          <w:szCs w:val="24"/>
+        </w:rPr>
+        <w:t>2</w:t>
+      </w:r>
+      <w:r>
+        <w:rPr>
+          <w:color w:val="BCBEC4"/>
+          <w:sz w:val="24"/>
+          <w:szCs w:val="24"/>
+        </w:rPr>
+        <w:t>))</w:t>
+      </w:r>
+      <w:r>
+        <w:rPr>
+          <w:color w:val="57AAF7"/>
+          <w:sz w:val="24"/>
+          <w:szCs w:val="24"/>
+        </w:rPr>
+        <w:t xml:space="preserve">&lt;&lt; </w:t>
+      </w:r>
+      <w:proofErr w:type="spellStart"/>
+      <w:r>
+        <w:rPr>
+          <w:color w:val="56A8F5"/>
+          <w:sz w:val="24"/>
+          <w:szCs w:val="24"/>
+        </w:rPr>
+        <w:t>endl</w:t>
+      </w:r>
+      <w:proofErr w:type="spellEnd"/>
+      <w:r>
+        <w:rPr>
+          <w:color w:val="BCBEC4"/>
+          <w:sz w:val="24"/>
+          <w:szCs w:val="24"/>
+        </w:rPr>
+        <w:t>;</w:t>
+      </w:r>
+      <w:r>
+        <w:rPr>
+          <w:color w:val="BCBEC4"/>
+          <w:sz w:val="24"/>
+          <w:szCs w:val="24"/>
+        </w:rPr>
+        <w:br/>
+      </w:r>
+      <w:r>
+        <w:rPr>
+          <w:color w:val="BCBEC4"/>
+          <w:sz w:val="24"/>
+          <w:szCs w:val="24"/>
+        </w:rPr>
+        <w:br/>
+        <w:t xml:space="preserve">    </w:t>
+      </w:r>
+      <w:r>
+        <w:rPr>
+          <w:color w:val="CF8E6D"/>
+          <w:sz w:val="24"/>
+          <w:szCs w:val="24"/>
+        </w:rPr>
+        <w:t xml:space="preserve">return </w:t>
+      </w:r>
+      <w:r>
+        <w:rPr>
+          <w:color w:val="2AACB8"/>
+          <w:sz w:val="24"/>
+          <w:szCs w:val="24"/>
+        </w:rPr>
+        <w:t>0</w:t>
+      </w:r>
+      <w:r>
+        <w:rPr>
+          <w:color w:val="BCBEC4"/>
+          <w:sz w:val="24"/>
+          <w:szCs w:val="24"/>
+        </w:rPr>
+        <w:t>;</w:t>
+      </w:r>
+      <w:r>
+        <w:rPr>
+          <w:color w:val="BCBEC4"/>
+          <w:sz w:val="24"/>
+          <w:szCs w:val="24"/>
+        </w:rPr>
+        <w:br/>
+        <w:t>}</w:t>
       </w:r>
     </w:p>
     <w:p>
@@ -595,1054 +2989,6 @@
           <w:szCs w:val="20"/>
         </w:rPr>
       </w:pPr>
-      <w:r>
-        <w:rPr>
-          <w:rFonts w:ascii="Courier New" w:eastAsia="Times New Roman" w:hAnsi="Courier New" w:cs="Courier New"/>
-          <w:i w:val="0"/>
-          <w:color w:val="B3AE60"/>
-          <w:sz w:val="20"/>
-          <w:szCs w:val="20"/>
-          <w:lang w:val="en-US"/>
-        </w:rPr>
-        <w:t xml:space="preserve">#include </w:t>
-      </w:r>
-      <w:r>
-        <w:rPr>
-          <w:rFonts w:ascii="Courier New" w:eastAsia="Times New Roman" w:hAnsi="Courier New" w:cs="Courier New"/>
-          <w:i w:val="0"/>
-          <w:color w:val="6AAB73"/>
-          <w:sz w:val="20"/>
-          <w:szCs w:val="20"/>
-          <w:lang w:val="en-US"/>
-        </w:rPr>
-        <w:t>&lt;bits/</w:t>
-      </w:r>
-      <w:proofErr w:type="spellStart"/>
-      <w:r>
-        <w:rPr>
-          <w:rFonts w:ascii="Courier New" w:eastAsia="Times New Roman" w:hAnsi="Courier New" w:cs="Courier New"/>
-          <w:i w:val="0"/>
-          <w:color w:val="6AAB73"/>
-          <w:sz w:val="20"/>
-          <w:szCs w:val="20"/>
-          <w:lang w:val="en-US"/>
-        </w:rPr>
-        <w:t>stdc</w:t>
-      </w:r>
-      <w:proofErr w:type="spellEnd"/>
-      <w:r>
-        <w:rPr>
-          <w:rFonts w:ascii="Courier New" w:eastAsia="Times New Roman" w:hAnsi="Courier New" w:cs="Courier New"/>
-          <w:i w:val="0"/>
-          <w:color w:val="6AAB73"/>
-          <w:sz w:val="20"/>
-          <w:szCs w:val="20"/>
-          <w:lang w:val="en-US"/>
-        </w:rPr>
-        <w:t>++.h&gt;</w:t>
-      </w:r>
-      <w:r>
-        <w:rPr>
-          <w:rFonts w:ascii="Courier New" w:eastAsia="Times New Roman" w:hAnsi="Courier New" w:cs="Courier New"/>
-          <w:i w:val="0"/>
-          <w:color w:val="6AAB73"/>
-          <w:sz w:val="20"/>
-          <w:szCs w:val="20"/>
-          <w:lang w:val="en-US"/>
-        </w:rPr>
-        <w:br/>
-      </w:r>
-      <w:r>
-        <w:rPr>
-          <w:rFonts w:ascii="Courier New" w:eastAsia="Times New Roman" w:hAnsi="Courier New" w:cs="Courier New"/>
-          <w:i w:val="0"/>
-          <w:color w:val="CF8E6D"/>
-          <w:sz w:val="20"/>
-          <w:szCs w:val="20"/>
-          <w:lang w:val="en-US"/>
-        </w:rPr>
-        <w:t xml:space="preserve">using namespace </w:t>
-      </w:r>
-      <w:r>
-        <w:rPr>
-          <w:rFonts w:ascii="Courier New" w:eastAsia="Times New Roman" w:hAnsi="Courier New" w:cs="Courier New"/>
-          <w:i w:val="0"/>
-          <w:color w:val="BCBEC4"/>
-          <w:sz w:val="20"/>
-          <w:szCs w:val="20"/>
-          <w:lang w:val="en-US"/>
-        </w:rPr>
-        <w:t>std;</w:t>
-      </w:r>
-      <w:r>
-        <w:rPr>
-          <w:rFonts w:ascii="Courier New" w:eastAsia="Times New Roman" w:hAnsi="Courier New" w:cs="Courier New"/>
-          <w:i w:val="0"/>
-          <w:color w:val="BCBEC4"/>
-          <w:sz w:val="20"/>
-          <w:szCs w:val="20"/>
-          <w:lang w:val="en-US"/>
-        </w:rPr>
-        <w:br/>
-      </w:r>
-      <w:r>
-        <w:rPr>
-          <w:rFonts w:ascii="Courier New" w:eastAsia="Times New Roman" w:hAnsi="Courier New" w:cs="Courier New"/>
-          <w:i w:val="0"/>
-          <w:color w:val="B3AE60"/>
-          <w:sz w:val="20"/>
-          <w:szCs w:val="20"/>
-          <w:lang w:val="en-US"/>
-        </w:rPr>
-        <w:t xml:space="preserve">#define </w:t>
-      </w:r>
-      <w:r>
-        <w:rPr>
-          <w:rFonts w:ascii="Courier New" w:eastAsia="Times New Roman" w:hAnsi="Courier New" w:cs="Courier New"/>
-          <w:i w:val="0"/>
-          <w:color w:val="CF8E6D"/>
-          <w:sz w:val="20"/>
-          <w:szCs w:val="20"/>
-          <w:lang w:val="en-US"/>
-        </w:rPr>
-        <w:t xml:space="preserve">int long </w:t>
-      </w:r>
-      <w:proofErr w:type="spellStart"/>
-      <w:r>
-        <w:rPr>
-          <w:rFonts w:ascii="Courier New" w:eastAsia="Times New Roman" w:hAnsi="Courier New" w:cs="Courier New"/>
-          <w:i w:val="0"/>
-          <w:color w:val="CF8E6D"/>
-          <w:sz w:val="20"/>
-          <w:szCs w:val="20"/>
-          <w:lang w:val="en-US"/>
-        </w:rPr>
-        <w:t>long</w:t>
-      </w:r>
-      <w:proofErr w:type="spellEnd"/>
-      <w:r>
-        <w:rPr>
-          <w:rFonts w:ascii="Courier New" w:eastAsia="Times New Roman" w:hAnsi="Courier New" w:cs="Courier New"/>
-          <w:i w:val="0"/>
-          <w:color w:val="CF8E6D"/>
-          <w:sz w:val="20"/>
-          <w:szCs w:val="20"/>
-          <w:lang w:val="en-US"/>
-        </w:rPr>
-        <w:br/>
-      </w:r>
-      <w:r>
-        <w:rPr>
-          <w:rFonts w:ascii="Courier New" w:eastAsia="Times New Roman" w:hAnsi="Courier New" w:cs="Courier New"/>
-          <w:i w:val="0"/>
-          <w:color w:val="CF8E6D"/>
-          <w:sz w:val="20"/>
-          <w:szCs w:val="20"/>
-          <w:lang w:val="en-US"/>
-        </w:rPr>
-        <w:br/>
-      </w:r>
-      <w:r>
-        <w:rPr>
-          <w:rFonts w:ascii="Courier New" w:eastAsia="Times New Roman" w:hAnsi="Courier New" w:cs="Courier New"/>
-          <w:i w:val="0"/>
-          <w:color w:val="BCBEC4"/>
-          <w:sz w:val="20"/>
-          <w:szCs w:val="20"/>
-          <w:lang w:val="en-US"/>
-        </w:rPr>
-        <w:t xml:space="preserve">int32_t </w:t>
-      </w:r>
-      <w:r>
-        <w:rPr>
-          <w:rFonts w:ascii="Courier New" w:eastAsia="Times New Roman" w:hAnsi="Courier New" w:cs="Courier New"/>
-          <w:i w:val="0"/>
-          <w:color w:val="56A8F5"/>
-          <w:sz w:val="20"/>
-          <w:szCs w:val="20"/>
-          <w:lang w:val="en-US"/>
-        </w:rPr>
-        <w:t>main</w:t>
-      </w:r>
-      <w:r>
-        <w:rPr>
-          <w:rFonts w:ascii="Courier New" w:eastAsia="Times New Roman" w:hAnsi="Courier New" w:cs="Courier New"/>
-          <w:i w:val="0"/>
-          <w:color w:val="BCBEC4"/>
-          <w:sz w:val="20"/>
-          <w:szCs w:val="20"/>
-          <w:lang w:val="en-US"/>
-        </w:rPr>
-        <w:t>() {</w:t>
-      </w:r>
-      <w:r>
-        <w:rPr>
-          <w:rFonts w:ascii="Courier New" w:eastAsia="Times New Roman" w:hAnsi="Courier New" w:cs="Courier New"/>
-          <w:i w:val="0"/>
-          <w:color w:val="BCBEC4"/>
-          <w:sz w:val="20"/>
-          <w:szCs w:val="20"/>
-          <w:lang w:val="en-US"/>
-        </w:rPr>
-        <w:br/>
-        <w:t xml:space="preserve">    </w:t>
-      </w:r>
-      <w:r>
-        <w:rPr>
-          <w:rFonts w:ascii="Courier New" w:eastAsia="Times New Roman" w:hAnsi="Courier New" w:cs="Courier New"/>
-          <w:i w:val="0"/>
-          <w:color w:val="CF8E6D"/>
-          <w:sz w:val="20"/>
-          <w:szCs w:val="20"/>
-          <w:lang w:val="en-US"/>
-        </w:rPr>
-        <w:t xml:space="preserve">double </w:t>
-      </w:r>
-      <w:r>
-        <w:rPr>
-          <w:rFonts w:ascii="Courier New" w:eastAsia="Times New Roman" w:hAnsi="Courier New" w:cs="Courier New"/>
-          <w:i w:val="0"/>
-          <w:color w:val="BCBEC4"/>
-          <w:sz w:val="20"/>
-          <w:szCs w:val="20"/>
-          <w:lang w:val="en-US"/>
-        </w:rPr>
-        <w:t xml:space="preserve">x, y, z = </w:t>
-      </w:r>
-      <w:r>
-        <w:rPr>
-          <w:rFonts w:ascii="Courier New" w:eastAsia="Times New Roman" w:hAnsi="Courier New" w:cs="Courier New"/>
-          <w:i w:val="0"/>
-          <w:color w:val="2AACB8"/>
-          <w:sz w:val="20"/>
-          <w:szCs w:val="20"/>
-          <w:lang w:val="en-US"/>
-        </w:rPr>
-        <w:t>0</w:t>
-      </w:r>
-      <w:r>
-        <w:rPr>
-          <w:rFonts w:ascii="Courier New" w:eastAsia="Times New Roman" w:hAnsi="Courier New" w:cs="Courier New"/>
-          <w:i w:val="0"/>
-          <w:color w:val="BCBEC4"/>
-          <w:sz w:val="20"/>
-          <w:szCs w:val="20"/>
-          <w:lang w:val="en-US"/>
-        </w:rPr>
-        <w:t>;</w:t>
-      </w:r>
-      <w:r>
-        <w:rPr>
-          <w:rFonts w:ascii="Courier New" w:eastAsia="Times New Roman" w:hAnsi="Courier New" w:cs="Courier New"/>
-          <w:i w:val="0"/>
-          <w:color w:val="BCBEC4"/>
-          <w:sz w:val="20"/>
-          <w:szCs w:val="20"/>
-          <w:lang w:val="en-US"/>
-        </w:rPr>
-        <w:br/>
-      </w:r>
-      <w:r>
-        <w:rPr>
-          <w:rFonts w:ascii="Courier New" w:eastAsia="Times New Roman" w:hAnsi="Courier New" w:cs="Courier New"/>
-          <w:i w:val="0"/>
-          <w:color w:val="BCBEC4"/>
-          <w:sz w:val="20"/>
-          <w:szCs w:val="20"/>
-          <w:lang w:val="en-US"/>
-        </w:rPr>
-        <w:br/>
-        <w:t xml:space="preserve">    </w:t>
-      </w:r>
-      <w:proofErr w:type="spellStart"/>
-      <w:r>
-        <w:rPr>
-          <w:rFonts w:ascii="Courier New" w:eastAsia="Times New Roman" w:hAnsi="Courier New" w:cs="Courier New"/>
-          <w:i w:val="0"/>
-          <w:color w:val="BCBEC4"/>
-          <w:sz w:val="20"/>
-          <w:szCs w:val="20"/>
-          <w:lang w:val="en-US"/>
-        </w:rPr>
-        <w:t>cout</w:t>
-      </w:r>
-      <w:proofErr w:type="spellEnd"/>
-      <w:r>
-        <w:rPr>
-          <w:rFonts w:ascii="Courier New" w:eastAsia="Times New Roman" w:hAnsi="Courier New" w:cs="Courier New"/>
-          <w:i w:val="0"/>
-          <w:color w:val="BCBEC4"/>
-          <w:sz w:val="20"/>
-          <w:szCs w:val="20"/>
-          <w:lang w:val="en-US"/>
-        </w:rPr>
-        <w:t xml:space="preserve"> </w:t>
-      </w:r>
-      <w:r>
-        <w:rPr>
-          <w:rFonts w:ascii="Courier New" w:eastAsia="Times New Roman" w:hAnsi="Courier New" w:cs="Courier New"/>
-          <w:i w:val="0"/>
-          <w:color w:val="57AAF7"/>
-          <w:sz w:val="20"/>
-          <w:szCs w:val="20"/>
-          <w:lang w:val="en-US"/>
-        </w:rPr>
-        <w:t xml:space="preserve">&lt;&lt; </w:t>
-      </w:r>
-      <w:r>
-        <w:rPr>
-          <w:rFonts w:ascii="Courier New" w:eastAsia="Times New Roman" w:hAnsi="Courier New" w:cs="Courier New"/>
-          <w:i w:val="0"/>
-          <w:color w:val="6AAB73"/>
-          <w:sz w:val="20"/>
-          <w:szCs w:val="20"/>
-          <w:lang w:val="en-US"/>
-        </w:rPr>
-        <w:t>"Enter x: "</w:t>
-      </w:r>
-      <w:r>
-        <w:rPr>
-          <w:rFonts w:ascii="Courier New" w:eastAsia="Times New Roman" w:hAnsi="Courier New" w:cs="Courier New"/>
-          <w:i w:val="0"/>
-          <w:color w:val="BCBEC4"/>
-          <w:sz w:val="20"/>
-          <w:szCs w:val="20"/>
-          <w:lang w:val="en-US"/>
-        </w:rPr>
-        <w:t>;</w:t>
-      </w:r>
-      <w:r>
-        <w:rPr>
-          <w:rFonts w:ascii="Courier New" w:eastAsia="Times New Roman" w:hAnsi="Courier New" w:cs="Courier New"/>
-          <w:i w:val="0"/>
-          <w:color w:val="BCBEC4"/>
-          <w:sz w:val="20"/>
-          <w:szCs w:val="20"/>
-          <w:lang w:val="en-US"/>
-        </w:rPr>
-        <w:br/>
-        <w:t xml:space="preserve">    </w:t>
-      </w:r>
-      <w:proofErr w:type="spellStart"/>
-      <w:r>
-        <w:rPr>
-          <w:rFonts w:ascii="Courier New" w:eastAsia="Times New Roman" w:hAnsi="Courier New" w:cs="Courier New"/>
-          <w:i w:val="0"/>
-          <w:color w:val="BCBEC4"/>
-          <w:sz w:val="20"/>
-          <w:szCs w:val="20"/>
-          <w:lang w:val="en-US"/>
-        </w:rPr>
-        <w:t>cin</w:t>
-      </w:r>
-      <w:proofErr w:type="spellEnd"/>
-      <w:r>
-        <w:rPr>
-          <w:rFonts w:ascii="Courier New" w:eastAsia="Times New Roman" w:hAnsi="Courier New" w:cs="Courier New"/>
-          <w:i w:val="0"/>
-          <w:color w:val="BCBEC4"/>
-          <w:sz w:val="20"/>
-          <w:szCs w:val="20"/>
-          <w:lang w:val="en-US"/>
-        </w:rPr>
-        <w:t xml:space="preserve"> </w:t>
-      </w:r>
-      <w:r>
-        <w:rPr>
-          <w:rFonts w:ascii="Courier New" w:eastAsia="Times New Roman" w:hAnsi="Courier New" w:cs="Courier New"/>
-          <w:i w:val="0"/>
-          <w:color w:val="57AAF7"/>
-          <w:sz w:val="20"/>
-          <w:szCs w:val="20"/>
-          <w:lang w:val="en-US"/>
-        </w:rPr>
-        <w:t xml:space="preserve">&gt;&gt; </w:t>
-      </w:r>
-      <w:r>
-        <w:rPr>
-          <w:rFonts w:ascii="Courier New" w:eastAsia="Times New Roman" w:hAnsi="Courier New" w:cs="Courier New"/>
-          <w:i w:val="0"/>
-          <w:color w:val="BCBEC4"/>
-          <w:sz w:val="20"/>
-          <w:szCs w:val="20"/>
-          <w:lang w:val="en-US"/>
-        </w:rPr>
-        <w:t>x;</w:t>
-      </w:r>
-      <w:r>
-        <w:rPr>
-          <w:rFonts w:ascii="Courier New" w:eastAsia="Times New Roman" w:hAnsi="Courier New" w:cs="Courier New"/>
-          <w:i w:val="0"/>
-          <w:color w:val="BCBEC4"/>
-          <w:sz w:val="20"/>
-          <w:szCs w:val="20"/>
-          <w:lang w:val="en-US"/>
-        </w:rPr>
-        <w:br/>
-        <w:t xml:space="preserve">    </w:t>
-      </w:r>
-      <w:proofErr w:type="spellStart"/>
-      <w:r>
-        <w:rPr>
-          <w:rFonts w:ascii="Courier New" w:eastAsia="Times New Roman" w:hAnsi="Courier New" w:cs="Courier New"/>
-          <w:i w:val="0"/>
-          <w:color w:val="BCBEC4"/>
-          <w:sz w:val="20"/>
-          <w:szCs w:val="20"/>
-          <w:lang w:val="en-US"/>
-        </w:rPr>
-        <w:t>cout</w:t>
-      </w:r>
-      <w:proofErr w:type="spellEnd"/>
-      <w:r>
-        <w:rPr>
-          <w:rFonts w:ascii="Courier New" w:eastAsia="Times New Roman" w:hAnsi="Courier New" w:cs="Courier New"/>
-          <w:i w:val="0"/>
-          <w:color w:val="BCBEC4"/>
-          <w:sz w:val="20"/>
-          <w:szCs w:val="20"/>
-          <w:lang w:val="en-US"/>
-        </w:rPr>
-        <w:t xml:space="preserve"> </w:t>
-      </w:r>
-      <w:r>
-        <w:rPr>
-          <w:rFonts w:ascii="Courier New" w:eastAsia="Times New Roman" w:hAnsi="Courier New" w:cs="Courier New"/>
-          <w:i w:val="0"/>
-          <w:color w:val="57AAF7"/>
-          <w:sz w:val="20"/>
-          <w:szCs w:val="20"/>
-          <w:lang w:val="en-US"/>
-        </w:rPr>
-        <w:t xml:space="preserve">&lt;&lt; </w:t>
-      </w:r>
-      <w:r>
-        <w:rPr>
-          <w:rFonts w:ascii="Courier New" w:eastAsia="Times New Roman" w:hAnsi="Courier New" w:cs="Courier New"/>
-          <w:i w:val="0"/>
-          <w:color w:val="6AAB73"/>
-          <w:sz w:val="20"/>
-          <w:szCs w:val="20"/>
-          <w:lang w:val="en-US"/>
-        </w:rPr>
-        <w:t>"Enter y: "</w:t>
-      </w:r>
-      <w:r>
-        <w:rPr>
-          <w:rFonts w:ascii="Courier New" w:eastAsia="Times New Roman" w:hAnsi="Courier New" w:cs="Courier New"/>
-          <w:i w:val="0"/>
-          <w:color w:val="BCBEC4"/>
-          <w:sz w:val="20"/>
-          <w:szCs w:val="20"/>
-          <w:lang w:val="en-US"/>
-        </w:rPr>
-        <w:t>;</w:t>
-      </w:r>
-      <w:r>
-        <w:rPr>
-          <w:rFonts w:ascii="Courier New" w:eastAsia="Times New Roman" w:hAnsi="Courier New" w:cs="Courier New"/>
-          <w:i w:val="0"/>
-          <w:color w:val="BCBEC4"/>
-          <w:sz w:val="20"/>
-          <w:szCs w:val="20"/>
-          <w:lang w:val="en-US"/>
-        </w:rPr>
-        <w:br/>
-        <w:t xml:space="preserve">    </w:t>
-      </w:r>
-      <w:proofErr w:type="spellStart"/>
-      <w:r>
-        <w:rPr>
-          <w:rFonts w:ascii="Courier New" w:eastAsia="Times New Roman" w:hAnsi="Courier New" w:cs="Courier New"/>
-          <w:i w:val="0"/>
-          <w:color w:val="BCBEC4"/>
-          <w:sz w:val="20"/>
-          <w:szCs w:val="20"/>
-          <w:lang w:val="en-US"/>
-        </w:rPr>
-        <w:t>cin</w:t>
-      </w:r>
-      <w:proofErr w:type="spellEnd"/>
-      <w:r>
-        <w:rPr>
-          <w:rFonts w:ascii="Courier New" w:eastAsia="Times New Roman" w:hAnsi="Courier New" w:cs="Courier New"/>
-          <w:i w:val="0"/>
-          <w:color w:val="BCBEC4"/>
-          <w:sz w:val="20"/>
-          <w:szCs w:val="20"/>
-          <w:lang w:val="en-US"/>
-        </w:rPr>
-        <w:t xml:space="preserve"> </w:t>
-      </w:r>
-      <w:r>
-        <w:rPr>
-          <w:rFonts w:ascii="Courier New" w:eastAsia="Times New Roman" w:hAnsi="Courier New" w:cs="Courier New"/>
-          <w:i w:val="0"/>
-          <w:color w:val="57AAF7"/>
-          <w:sz w:val="20"/>
-          <w:szCs w:val="20"/>
-          <w:lang w:val="en-US"/>
-        </w:rPr>
-        <w:t xml:space="preserve">&gt;&gt; </w:t>
-      </w:r>
-      <w:r>
-        <w:rPr>
-          <w:rFonts w:ascii="Courier New" w:eastAsia="Times New Roman" w:hAnsi="Courier New" w:cs="Courier New"/>
-          <w:i w:val="0"/>
-          <w:color w:val="BCBEC4"/>
-          <w:sz w:val="20"/>
-          <w:szCs w:val="20"/>
-          <w:lang w:val="en-US"/>
-        </w:rPr>
-        <w:t>y;</w:t>
-      </w:r>
-      <w:r>
-        <w:rPr>
-          <w:rFonts w:ascii="Courier New" w:eastAsia="Times New Roman" w:hAnsi="Courier New" w:cs="Courier New"/>
-          <w:i w:val="0"/>
-          <w:color w:val="BCBEC4"/>
-          <w:sz w:val="20"/>
-          <w:szCs w:val="20"/>
-          <w:lang w:val="en-US"/>
-        </w:rPr>
-        <w:br/>
-        <w:t xml:space="preserve">    </w:t>
-      </w:r>
-      <w:proofErr w:type="spellStart"/>
-      <w:r>
-        <w:rPr>
-          <w:rFonts w:ascii="Courier New" w:eastAsia="Times New Roman" w:hAnsi="Courier New" w:cs="Courier New"/>
-          <w:i w:val="0"/>
-          <w:color w:val="BCBEC4"/>
-          <w:sz w:val="20"/>
-          <w:szCs w:val="20"/>
-          <w:lang w:val="en-US"/>
-        </w:rPr>
-        <w:t>cout</w:t>
-      </w:r>
-      <w:proofErr w:type="spellEnd"/>
-      <w:r>
-        <w:rPr>
-          <w:rFonts w:ascii="Courier New" w:eastAsia="Times New Roman" w:hAnsi="Courier New" w:cs="Courier New"/>
-          <w:i w:val="0"/>
-          <w:color w:val="BCBEC4"/>
-          <w:sz w:val="20"/>
-          <w:szCs w:val="20"/>
-          <w:lang w:val="en-US"/>
-        </w:rPr>
-        <w:t xml:space="preserve"> </w:t>
-      </w:r>
-      <w:r>
-        <w:rPr>
-          <w:rFonts w:ascii="Courier New" w:eastAsia="Times New Roman" w:hAnsi="Courier New" w:cs="Courier New"/>
-          <w:i w:val="0"/>
-          <w:color w:val="57AAF7"/>
-          <w:sz w:val="20"/>
-          <w:szCs w:val="20"/>
-          <w:lang w:val="en-US"/>
-        </w:rPr>
-        <w:t xml:space="preserve">&lt;&lt; </w:t>
-      </w:r>
-      <w:r>
-        <w:rPr>
-          <w:rFonts w:ascii="Courier New" w:eastAsia="Times New Roman" w:hAnsi="Courier New" w:cs="Courier New"/>
-          <w:i w:val="0"/>
-          <w:color w:val="6AAB73"/>
-          <w:sz w:val="20"/>
-          <w:szCs w:val="20"/>
-          <w:lang w:val="en-US"/>
-        </w:rPr>
-        <w:t>"Enter z: "</w:t>
-      </w:r>
-      <w:r>
-        <w:rPr>
-          <w:rFonts w:ascii="Courier New" w:eastAsia="Times New Roman" w:hAnsi="Courier New" w:cs="Courier New"/>
-          <w:i w:val="0"/>
-          <w:color w:val="BCBEC4"/>
-          <w:sz w:val="20"/>
-          <w:szCs w:val="20"/>
-          <w:lang w:val="en-US"/>
-        </w:rPr>
-        <w:t>;</w:t>
-      </w:r>
-      <w:r>
-        <w:rPr>
-          <w:rFonts w:ascii="Courier New" w:eastAsia="Times New Roman" w:hAnsi="Courier New" w:cs="Courier New"/>
-          <w:i w:val="0"/>
-          <w:color w:val="BCBEC4"/>
-          <w:sz w:val="20"/>
-          <w:szCs w:val="20"/>
-          <w:lang w:val="en-US"/>
-        </w:rPr>
-        <w:br/>
-        <w:t xml:space="preserve">    </w:t>
-      </w:r>
-      <w:proofErr w:type="spellStart"/>
-      <w:r>
-        <w:rPr>
-          <w:rFonts w:ascii="Courier New" w:eastAsia="Times New Roman" w:hAnsi="Courier New" w:cs="Courier New"/>
-          <w:i w:val="0"/>
-          <w:color w:val="BCBEC4"/>
-          <w:sz w:val="20"/>
-          <w:szCs w:val="20"/>
-          <w:lang w:val="en-US"/>
-        </w:rPr>
-        <w:t>cin</w:t>
-      </w:r>
-      <w:proofErr w:type="spellEnd"/>
-      <w:r>
-        <w:rPr>
-          <w:rFonts w:ascii="Courier New" w:eastAsia="Times New Roman" w:hAnsi="Courier New" w:cs="Courier New"/>
-          <w:i w:val="0"/>
-          <w:color w:val="BCBEC4"/>
-          <w:sz w:val="20"/>
-          <w:szCs w:val="20"/>
-          <w:lang w:val="en-US"/>
-        </w:rPr>
-        <w:t xml:space="preserve"> </w:t>
-      </w:r>
-      <w:r>
-        <w:rPr>
-          <w:rFonts w:ascii="Courier New" w:eastAsia="Times New Roman" w:hAnsi="Courier New" w:cs="Courier New"/>
-          <w:i w:val="0"/>
-          <w:color w:val="57AAF7"/>
-          <w:sz w:val="20"/>
-          <w:szCs w:val="20"/>
-          <w:lang w:val="en-US"/>
-        </w:rPr>
-        <w:t xml:space="preserve">&gt;&gt; </w:t>
-      </w:r>
-      <w:r>
-        <w:rPr>
-          <w:rFonts w:ascii="Courier New" w:eastAsia="Times New Roman" w:hAnsi="Courier New" w:cs="Courier New"/>
-          <w:i w:val="0"/>
-          <w:color w:val="BCBEC4"/>
-          <w:sz w:val="20"/>
-          <w:szCs w:val="20"/>
-          <w:lang w:val="en-US"/>
-        </w:rPr>
-        <w:t>z;</w:t>
-      </w:r>
-      <w:r>
-        <w:rPr>
-          <w:rFonts w:ascii="Courier New" w:eastAsia="Times New Roman" w:hAnsi="Courier New" w:cs="Courier New"/>
-          <w:i w:val="0"/>
-          <w:color w:val="BCBEC4"/>
-          <w:sz w:val="20"/>
-          <w:szCs w:val="20"/>
-          <w:lang w:val="en-US"/>
-        </w:rPr>
-        <w:br/>
-      </w:r>
-      <w:r>
-        <w:rPr>
-          <w:rFonts w:ascii="Courier New" w:eastAsia="Times New Roman" w:hAnsi="Courier New" w:cs="Courier New"/>
-          <w:i w:val="0"/>
-          <w:color w:val="BCBEC4"/>
-          <w:sz w:val="20"/>
-          <w:szCs w:val="20"/>
-          <w:lang w:val="en-US"/>
-        </w:rPr>
-        <w:br/>
-        <w:t xml:space="preserve">    </w:t>
-      </w:r>
-      <w:proofErr w:type="spellStart"/>
-      <w:r>
-        <w:rPr>
-          <w:rFonts w:ascii="Courier New" w:eastAsia="Times New Roman" w:hAnsi="Courier New" w:cs="Courier New"/>
-          <w:i w:val="0"/>
-          <w:color w:val="BCBEC4"/>
-          <w:sz w:val="20"/>
-          <w:szCs w:val="20"/>
-          <w:lang w:val="en-US"/>
-        </w:rPr>
-        <w:t>cout</w:t>
-      </w:r>
-      <w:proofErr w:type="spellEnd"/>
-      <w:r>
-        <w:rPr>
-          <w:rFonts w:ascii="Courier New" w:eastAsia="Times New Roman" w:hAnsi="Courier New" w:cs="Courier New"/>
-          <w:i w:val="0"/>
-          <w:color w:val="BCBEC4"/>
-          <w:sz w:val="20"/>
-          <w:szCs w:val="20"/>
-          <w:lang w:val="en-US"/>
-        </w:rPr>
-        <w:t xml:space="preserve"> </w:t>
-      </w:r>
-      <w:r>
-        <w:rPr>
-          <w:rFonts w:ascii="Courier New" w:eastAsia="Times New Roman" w:hAnsi="Courier New" w:cs="Courier New"/>
-          <w:i w:val="0"/>
-          <w:color w:val="57AAF7"/>
-          <w:sz w:val="20"/>
-          <w:szCs w:val="20"/>
-          <w:lang w:val="en-US"/>
-        </w:rPr>
-        <w:t xml:space="preserve">&lt;&lt; </w:t>
-      </w:r>
-      <w:r>
-        <w:rPr>
-          <w:rFonts w:ascii="Courier New" w:eastAsia="Times New Roman" w:hAnsi="Courier New" w:cs="Courier New"/>
-          <w:i w:val="0"/>
-          <w:color w:val="56A8F5"/>
-          <w:sz w:val="20"/>
-          <w:szCs w:val="20"/>
-          <w:lang w:val="en-US"/>
-        </w:rPr>
-        <w:t>pow</w:t>
-      </w:r>
-      <w:r>
-        <w:rPr>
-          <w:rFonts w:ascii="Courier New" w:eastAsia="Times New Roman" w:hAnsi="Courier New" w:cs="Courier New"/>
-          <w:i w:val="0"/>
-          <w:color w:val="BCBEC4"/>
-          <w:sz w:val="20"/>
-          <w:szCs w:val="20"/>
-          <w:lang w:val="en-US"/>
-        </w:rPr>
-        <w:t xml:space="preserve">(M_E, </w:t>
-      </w:r>
-      <w:r>
-        <w:rPr>
-          <w:rFonts w:ascii="Courier New" w:eastAsia="Times New Roman" w:hAnsi="Courier New" w:cs="Courier New"/>
-          <w:i w:val="0"/>
-          <w:color w:val="56A8F5"/>
-          <w:sz w:val="20"/>
-          <w:szCs w:val="20"/>
-          <w:lang w:val="en-US"/>
-        </w:rPr>
-        <w:t>fabs</w:t>
-      </w:r>
-      <w:r>
-        <w:rPr>
-          <w:rFonts w:ascii="Courier New" w:eastAsia="Times New Roman" w:hAnsi="Courier New" w:cs="Courier New"/>
-          <w:i w:val="0"/>
-          <w:color w:val="BCBEC4"/>
-          <w:sz w:val="20"/>
-          <w:szCs w:val="20"/>
-          <w:lang w:val="en-US"/>
-        </w:rPr>
-        <w:t xml:space="preserve">(x - y)) * </w:t>
-      </w:r>
-      <w:r>
-        <w:rPr>
-          <w:rFonts w:ascii="Courier New" w:eastAsia="Times New Roman" w:hAnsi="Courier New" w:cs="Courier New"/>
-          <w:i w:val="0"/>
-          <w:color w:val="56A8F5"/>
-          <w:sz w:val="20"/>
-          <w:szCs w:val="20"/>
-          <w:lang w:val="en-US"/>
-        </w:rPr>
-        <w:t>pow</w:t>
-      </w:r>
-      <w:r>
-        <w:rPr>
-          <w:rFonts w:ascii="Courier New" w:eastAsia="Times New Roman" w:hAnsi="Courier New" w:cs="Courier New"/>
-          <w:i w:val="0"/>
-          <w:color w:val="BCBEC4"/>
-          <w:sz w:val="20"/>
-          <w:szCs w:val="20"/>
-          <w:lang w:val="en-US"/>
-        </w:rPr>
-        <w:t>(</w:t>
-      </w:r>
-      <w:r>
-        <w:rPr>
-          <w:rFonts w:ascii="Courier New" w:eastAsia="Times New Roman" w:hAnsi="Courier New" w:cs="Courier New"/>
-          <w:i w:val="0"/>
-          <w:color w:val="56A8F5"/>
-          <w:sz w:val="20"/>
-          <w:szCs w:val="20"/>
-          <w:lang w:val="en-US"/>
-        </w:rPr>
-        <w:t>fabs</w:t>
-      </w:r>
-      <w:r>
-        <w:rPr>
-          <w:rFonts w:ascii="Courier New" w:eastAsia="Times New Roman" w:hAnsi="Courier New" w:cs="Courier New"/>
-          <w:i w:val="0"/>
-          <w:color w:val="BCBEC4"/>
-          <w:sz w:val="20"/>
-          <w:szCs w:val="20"/>
-          <w:lang w:val="en-US"/>
-        </w:rPr>
-        <w:t>(x - y), x + y) / (</w:t>
-      </w:r>
-      <w:proofErr w:type="spellStart"/>
-      <w:r>
-        <w:rPr>
-          <w:rFonts w:ascii="Courier New" w:eastAsia="Times New Roman" w:hAnsi="Courier New" w:cs="Courier New"/>
-          <w:i w:val="0"/>
-          <w:color w:val="56A8F5"/>
-          <w:sz w:val="20"/>
-          <w:szCs w:val="20"/>
-          <w:lang w:val="en-US"/>
-        </w:rPr>
-        <w:t>atan</w:t>
-      </w:r>
-      <w:proofErr w:type="spellEnd"/>
-      <w:r>
-        <w:rPr>
-          <w:rFonts w:ascii="Courier New" w:eastAsia="Times New Roman" w:hAnsi="Courier New" w:cs="Courier New"/>
-          <w:i w:val="0"/>
-          <w:color w:val="BCBEC4"/>
-          <w:sz w:val="20"/>
-          <w:szCs w:val="20"/>
-          <w:lang w:val="en-US"/>
-        </w:rPr>
-        <w:t xml:space="preserve">(x) + </w:t>
-      </w:r>
-      <w:proofErr w:type="spellStart"/>
-      <w:r>
-        <w:rPr>
-          <w:rFonts w:ascii="Courier New" w:eastAsia="Times New Roman" w:hAnsi="Courier New" w:cs="Courier New"/>
-          <w:i w:val="0"/>
-          <w:color w:val="56A8F5"/>
-          <w:sz w:val="20"/>
-          <w:szCs w:val="20"/>
-          <w:lang w:val="en-US"/>
-        </w:rPr>
-        <w:t>atan</w:t>
-      </w:r>
-      <w:proofErr w:type="spellEnd"/>
-      <w:r>
-        <w:rPr>
-          <w:rFonts w:ascii="Courier New" w:eastAsia="Times New Roman" w:hAnsi="Courier New" w:cs="Courier New"/>
-          <w:i w:val="0"/>
-          <w:color w:val="BCBEC4"/>
-          <w:sz w:val="20"/>
-          <w:szCs w:val="20"/>
-          <w:lang w:val="en-US"/>
-        </w:rPr>
-        <w:t xml:space="preserve">(z)) + </w:t>
-      </w:r>
-      <w:proofErr w:type="spellStart"/>
-      <w:r>
-        <w:rPr>
-          <w:rFonts w:ascii="Courier New" w:eastAsia="Times New Roman" w:hAnsi="Courier New" w:cs="Courier New"/>
-          <w:i w:val="0"/>
-          <w:color w:val="56A8F5"/>
-          <w:sz w:val="20"/>
-          <w:szCs w:val="20"/>
-          <w:lang w:val="en-US"/>
-        </w:rPr>
-        <w:t>cbrt</w:t>
-      </w:r>
-      <w:proofErr w:type="spellEnd"/>
-      <w:r>
-        <w:rPr>
-          <w:rFonts w:ascii="Courier New" w:eastAsia="Times New Roman" w:hAnsi="Courier New" w:cs="Courier New"/>
-          <w:i w:val="0"/>
-          <w:color w:val="BCBEC4"/>
-          <w:sz w:val="20"/>
-          <w:szCs w:val="20"/>
-          <w:lang w:val="en-US"/>
-        </w:rPr>
-        <w:t>(</w:t>
-      </w:r>
-      <w:r>
-        <w:rPr>
-          <w:rFonts w:ascii="Courier New" w:eastAsia="Times New Roman" w:hAnsi="Courier New" w:cs="Courier New"/>
-          <w:i w:val="0"/>
-          <w:color w:val="56A8F5"/>
-          <w:sz w:val="20"/>
-          <w:szCs w:val="20"/>
-          <w:lang w:val="en-US"/>
-        </w:rPr>
-        <w:t>pow</w:t>
-      </w:r>
-      <w:r>
-        <w:rPr>
-          <w:rFonts w:ascii="Courier New" w:eastAsia="Times New Roman" w:hAnsi="Courier New" w:cs="Courier New"/>
-          <w:i w:val="0"/>
-          <w:color w:val="BCBEC4"/>
-          <w:sz w:val="20"/>
-          <w:szCs w:val="20"/>
-          <w:lang w:val="en-US"/>
-        </w:rPr>
-        <w:t xml:space="preserve">(x, </w:t>
-      </w:r>
-      <w:r>
-        <w:rPr>
-          <w:rFonts w:ascii="Courier New" w:eastAsia="Times New Roman" w:hAnsi="Courier New" w:cs="Courier New"/>
-          <w:i w:val="0"/>
-          <w:color w:val="2AACB8"/>
-          <w:sz w:val="20"/>
-          <w:szCs w:val="20"/>
-          <w:lang w:val="en-US"/>
-        </w:rPr>
-        <w:t>6</w:t>
-      </w:r>
-      <w:r>
-        <w:rPr>
-          <w:rFonts w:ascii="Courier New" w:eastAsia="Times New Roman" w:hAnsi="Courier New" w:cs="Courier New"/>
-          <w:i w:val="0"/>
-          <w:color w:val="BCBEC4"/>
-          <w:sz w:val="20"/>
-          <w:szCs w:val="20"/>
-          <w:lang w:val="en-US"/>
-        </w:rPr>
-        <w:t xml:space="preserve">) + </w:t>
-      </w:r>
-      <w:r>
-        <w:rPr>
-          <w:rFonts w:ascii="Courier New" w:eastAsia="Times New Roman" w:hAnsi="Courier New" w:cs="Courier New"/>
-          <w:i w:val="0"/>
-          <w:color w:val="56A8F5"/>
-          <w:sz w:val="20"/>
-          <w:szCs w:val="20"/>
-          <w:lang w:val="en-US"/>
-        </w:rPr>
-        <w:t>pow</w:t>
-      </w:r>
-      <w:r>
-        <w:rPr>
-          <w:rFonts w:ascii="Courier New" w:eastAsia="Times New Roman" w:hAnsi="Courier New" w:cs="Courier New"/>
-          <w:i w:val="0"/>
-          <w:color w:val="BCBEC4"/>
-          <w:sz w:val="20"/>
-          <w:szCs w:val="20"/>
-          <w:lang w:val="en-US"/>
-        </w:rPr>
-        <w:t>(</w:t>
-      </w:r>
-      <w:r>
-        <w:rPr>
-          <w:rFonts w:ascii="Courier New" w:eastAsia="Times New Roman" w:hAnsi="Courier New" w:cs="Courier New"/>
-          <w:i w:val="0"/>
-          <w:color w:val="56A8F5"/>
-          <w:sz w:val="20"/>
-          <w:szCs w:val="20"/>
-          <w:lang w:val="en-US"/>
-        </w:rPr>
-        <w:t>log</w:t>
-      </w:r>
-      <w:r>
-        <w:rPr>
-          <w:rFonts w:ascii="Courier New" w:eastAsia="Times New Roman" w:hAnsi="Courier New" w:cs="Courier New"/>
-          <w:i w:val="0"/>
-          <w:color w:val="BCBEC4"/>
-          <w:sz w:val="20"/>
-          <w:szCs w:val="20"/>
-          <w:lang w:val="en-US"/>
-        </w:rPr>
-        <w:t xml:space="preserve">(y), </w:t>
-      </w:r>
-      <w:r>
-        <w:rPr>
-          <w:rFonts w:ascii="Courier New" w:eastAsia="Times New Roman" w:hAnsi="Courier New" w:cs="Courier New"/>
-          <w:i w:val="0"/>
-          <w:color w:val="2AACB8"/>
-          <w:sz w:val="20"/>
-          <w:szCs w:val="20"/>
-          <w:lang w:val="en-US"/>
-        </w:rPr>
-        <w:t>2</w:t>
-      </w:r>
-      <w:r>
-        <w:rPr>
-          <w:rFonts w:ascii="Courier New" w:eastAsia="Times New Roman" w:hAnsi="Courier New" w:cs="Courier New"/>
-          <w:i w:val="0"/>
-          <w:color w:val="BCBEC4"/>
-          <w:sz w:val="20"/>
-          <w:szCs w:val="20"/>
-          <w:lang w:val="en-US"/>
-        </w:rPr>
-        <w:t>))</w:t>
-      </w:r>
-      <w:r>
-        <w:rPr>
-          <w:rFonts w:ascii="Courier New" w:eastAsia="Times New Roman" w:hAnsi="Courier New" w:cs="Courier New"/>
-          <w:i w:val="0"/>
-          <w:color w:val="57AAF7"/>
-          <w:sz w:val="20"/>
-          <w:szCs w:val="20"/>
-          <w:lang w:val="en-US"/>
-        </w:rPr>
-        <w:t xml:space="preserve">&lt;&lt; </w:t>
-      </w:r>
-      <w:proofErr w:type="spellStart"/>
-      <w:r>
-        <w:rPr>
-          <w:rFonts w:ascii="Courier New" w:eastAsia="Times New Roman" w:hAnsi="Courier New" w:cs="Courier New"/>
-          <w:i w:val="0"/>
-          <w:color w:val="56A8F5"/>
-          <w:sz w:val="20"/>
-          <w:szCs w:val="20"/>
-          <w:lang w:val="en-US"/>
-        </w:rPr>
-        <w:t>endl</w:t>
-      </w:r>
-      <w:proofErr w:type="spellEnd"/>
-      <w:r>
-        <w:rPr>
-          <w:rFonts w:ascii="Courier New" w:eastAsia="Times New Roman" w:hAnsi="Courier New" w:cs="Courier New"/>
-          <w:i w:val="0"/>
-          <w:color w:val="BCBEC4"/>
-          <w:sz w:val="20"/>
-          <w:szCs w:val="20"/>
-          <w:lang w:val="en-US"/>
-        </w:rPr>
-        <w:t>;</w:t>
-      </w:r>
-      <w:r>
-        <w:rPr>
-          <w:rFonts w:ascii="Courier New" w:eastAsia="Times New Roman" w:hAnsi="Courier New" w:cs="Courier New"/>
-          <w:i w:val="0"/>
-          <w:color w:val="BCBEC4"/>
-          <w:sz w:val="20"/>
-          <w:szCs w:val="20"/>
-          <w:lang w:val="en-US"/>
-        </w:rPr>
-        <w:br/>
-        <w:t xml:space="preserve">    </w:t>
-      </w:r>
-      <w:r>
-        <w:rPr>
-          <w:rFonts w:ascii="Courier New" w:eastAsia="Times New Roman" w:hAnsi="Courier New" w:cs="Courier New"/>
-          <w:i w:val="0"/>
-          <w:color w:val="CF8E6D"/>
-          <w:sz w:val="20"/>
-          <w:szCs w:val="20"/>
-          <w:lang w:val="en-US"/>
-        </w:rPr>
-        <w:t xml:space="preserve">return </w:t>
-      </w:r>
-      <w:r>
-        <w:rPr>
-          <w:rFonts w:ascii="Courier New" w:eastAsia="Times New Roman" w:hAnsi="Courier New" w:cs="Courier New"/>
-          <w:i w:val="0"/>
-          <w:color w:val="2AACB8"/>
-          <w:sz w:val="20"/>
-          <w:szCs w:val="20"/>
-          <w:lang w:val="en-US"/>
-        </w:rPr>
-        <w:t>0</w:t>
-      </w:r>
-      <w:r>
-        <w:rPr>
-          <w:rFonts w:ascii="Courier New" w:eastAsia="Times New Roman" w:hAnsi="Courier New" w:cs="Courier New"/>
-          <w:i w:val="0"/>
-          <w:color w:val="BCBEC4"/>
-          <w:sz w:val="20"/>
-          <w:szCs w:val="20"/>
-          <w:lang w:val="en-US"/>
-        </w:rPr>
-        <w:t>;</w:t>
-      </w:r>
-      <w:r>
-        <w:rPr>
-          <w:rFonts w:ascii="Courier New" w:eastAsia="Times New Roman" w:hAnsi="Courier New" w:cs="Courier New"/>
-          <w:i w:val="0"/>
-          <w:color w:val="BCBEC4"/>
-          <w:sz w:val="20"/>
-          <w:szCs w:val="20"/>
-          <w:lang w:val="en-US"/>
-        </w:rPr>
-        <w:br/>
-        <w:t>}</w:t>
-      </w:r>
     </w:p>
     <w:p>
       <w:pPr>
@@ -1677,6 +3023,577 @@
     <w:p>
       <w:pPr>
         <w:tabs>
+          <w:tab w:val="left" w:pos="916"/>
+          <w:tab w:val="left" w:pos="1832"/>
+          <w:tab w:val="left" w:pos="2748"/>
+          <w:tab w:val="left" w:pos="3664"/>
+          <w:tab w:val="left" w:pos="4580"/>
+          <w:tab w:val="left" w:pos="5496"/>
+          <w:tab w:val="left" w:pos="6412"/>
+          <w:tab w:val="left" w:pos="7328"/>
+          <w:tab w:val="left" w:pos="8244"/>
+          <w:tab w:val="left" w:pos="9160"/>
+          <w:tab w:val="left" w:pos="10076"/>
+          <w:tab w:val="left" w:pos="10992"/>
+          <w:tab w:val="left" w:pos="11908"/>
+          <w:tab w:val="left" w:pos="12824"/>
+          <w:tab w:val="left" w:pos="13740"/>
+          <w:tab w:val="left" w:pos="14656"/>
+        </w:tabs>
+        <w:spacing w:after="0" w:line="240" w:lineRule="auto"/>
+        <w:rPr>
+          <w:rFonts w:ascii="Courier New" w:eastAsia="Times New Roman" w:hAnsi="Courier New" w:cs="Courier New"/>
+          <w:i w:val="0"/>
+          <w:color w:val="BCBEC4"/>
+          <w:sz w:val="20"/>
+          <w:szCs w:val="20"/>
+        </w:rPr>
+      </w:pPr>
+    </w:p>
+    <w:p>
+      <w:pPr>
+        <w:tabs>
+          <w:tab w:val="left" w:pos="916"/>
+          <w:tab w:val="left" w:pos="1832"/>
+          <w:tab w:val="left" w:pos="2748"/>
+          <w:tab w:val="left" w:pos="3664"/>
+          <w:tab w:val="left" w:pos="4580"/>
+          <w:tab w:val="left" w:pos="5496"/>
+          <w:tab w:val="left" w:pos="6412"/>
+          <w:tab w:val="left" w:pos="7328"/>
+          <w:tab w:val="left" w:pos="8244"/>
+          <w:tab w:val="left" w:pos="9160"/>
+          <w:tab w:val="left" w:pos="10076"/>
+          <w:tab w:val="left" w:pos="10992"/>
+          <w:tab w:val="left" w:pos="11908"/>
+          <w:tab w:val="left" w:pos="12824"/>
+          <w:tab w:val="left" w:pos="13740"/>
+          <w:tab w:val="left" w:pos="14656"/>
+        </w:tabs>
+        <w:spacing w:after="0" w:line="240" w:lineRule="auto"/>
+        <w:rPr>
+          <w:rFonts w:ascii="Courier New" w:eastAsia="Times New Roman" w:hAnsi="Courier New" w:cs="Courier New"/>
+          <w:i w:val="0"/>
+          <w:color w:val="BCBEC4"/>
+          <w:sz w:val="20"/>
+          <w:szCs w:val="20"/>
+        </w:rPr>
+      </w:pPr>
+    </w:p>
+    <w:p>
+      <w:pPr>
+        <w:tabs>
+          <w:tab w:val="left" w:pos="916"/>
+          <w:tab w:val="left" w:pos="1832"/>
+          <w:tab w:val="left" w:pos="2748"/>
+          <w:tab w:val="left" w:pos="3664"/>
+          <w:tab w:val="left" w:pos="4580"/>
+          <w:tab w:val="left" w:pos="5496"/>
+          <w:tab w:val="left" w:pos="6412"/>
+          <w:tab w:val="left" w:pos="7328"/>
+          <w:tab w:val="left" w:pos="8244"/>
+          <w:tab w:val="left" w:pos="9160"/>
+          <w:tab w:val="left" w:pos="10076"/>
+          <w:tab w:val="left" w:pos="10992"/>
+          <w:tab w:val="left" w:pos="11908"/>
+          <w:tab w:val="left" w:pos="12824"/>
+          <w:tab w:val="left" w:pos="13740"/>
+          <w:tab w:val="left" w:pos="14656"/>
+        </w:tabs>
+        <w:spacing w:after="0" w:line="240" w:lineRule="auto"/>
+        <w:rPr>
+          <w:rFonts w:ascii="Courier New" w:eastAsia="Times New Roman" w:hAnsi="Courier New" w:cs="Courier New"/>
+          <w:i w:val="0"/>
+          <w:color w:val="BCBEC4"/>
+          <w:sz w:val="20"/>
+          <w:szCs w:val="20"/>
+        </w:rPr>
+      </w:pPr>
+    </w:p>
+    <w:p>
+      <w:pPr>
+        <w:tabs>
+          <w:tab w:val="left" w:pos="916"/>
+          <w:tab w:val="left" w:pos="1832"/>
+          <w:tab w:val="left" w:pos="2748"/>
+          <w:tab w:val="left" w:pos="3664"/>
+          <w:tab w:val="left" w:pos="4580"/>
+          <w:tab w:val="left" w:pos="5496"/>
+          <w:tab w:val="left" w:pos="6412"/>
+          <w:tab w:val="left" w:pos="7328"/>
+          <w:tab w:val="left" w:pos="8244"/>
+          <w:tab w:val="left" w:pos="9160"/>
+          <w:tab w:val="left" w:pos="10076"/>
+          <w:tab w:val="left" w:pos="10992"/>
+          <w:tab w:val="left" w:pos="11908"/>
+          <w:tab w:val="left" w:pos="12824"/>
+          <w:tab w:val="left" w:pos="13740"/>
+          <w:tab w:val="left" w:pos="14656"/>
+        </w:tabs>
+        <w:spacing w:after="0" w:line="240" w:lineRule="auto"/>
+        <w:rPr>
+          <w:rFonts w:ascii="Courier New" w:eastAsia="Times New Roman" w:hAnsi="Courier New" w:cs="Courier New"/>
+          <w:i w:val="0"/>
+          <w:color w:val="BCBEC4"/>
+          <w:sz w:val="20"/>
+          <w:szCs w:val="20"/>
+        </w:rPr>
+      </w:pPr>
+    </w:p>
+    <w:p>
+      <w:pPr>
+        <w:tabs>
+          <w:tab w:val="left" w:pos="916"/>
+          <w:tab w:val="left" w:pos="1832"/>
+          <w:tab w:val="left" w:pos="2748"/>
+          <w:tab w:val="left" w:pos="3664"/>
+          <w:tab w:val="left" w:pos="4580"/>
+          <w:tab w:val="left" w:pos="5496"/>
+          <w:tab w:val="left" w:pos="6412"/>
+          <w:tab w:val="left" w:pos="7328"/>
+          <w:tab w:val="left" w:pos="8244"/>
+          <w:tab w:val="left" w:pos="9160"/>
+          <w:tab w:val="left" w:pos="10076"/>
+          <w:tab w:val="left" w:pos="10992"/>
+          <w:tab w:val="left" w:pos="11908"/>
+          <w:tab w:val="left" w:pos="12824"/>
+          <w:tab w:val="left" w:pos="13740"/>
+          <w:tab w:val="left" w:pos="14656"/>
+        </w:tabs>
+        <w:spacing w:after="0" w:line="240" w:lineRule="auto"/>
+        <w:rPr>
+          <w:rFonts w:ascii="Courier New" w:eastAsia="Times New Roman" w:hAnsi="Courier New" w:cs="Courier New"/>
+          <w:i w:val="0"/>
+          <w:color w:val="BCBEC4"/>
+          <w:sz w:val="20"/>
+          <w:szCs w:val="20"/>
+        </w:rPr>
+      </w:pPr>
+    </w:p>
+    <w:p>
+      <w:pPr>
+        <w:tabs>
+          <w:tab w:val="left" w:pos="916"/>
+          <w:tab w:val="left" w:pos="1832"/>
+          <w:tab w:val="left" w:pos="2748"/>
+          <w:tab w:val="left" w:pos="3664"/>
+          <w:tab w:val="left" w:pos="4580"/>
+          <w:tab w:val="left" w:pos="5496"/>
+          <w:tab w:val="left" w:pos="6412"/>
+          <w:tab w:val="left" w:pos="7328"/>
+          <w:tab w:val="left" w:pos="8244"/>
+          <w:tab w:val="left" w:pos="9160"/>
+          <w:tab w:val="left" w:pos="10076"/>
+          <w:tab w:val="left" w:pos="10992"/>
+          <w:tab w:val="left" w:pos="11908"/>
+          <w:tab w:val="left" w:pos="12824"/>
+          <w:tab w:val="left" w:pos="13740"/>
+          <w:tab w:val="left" w:pos="14656"/>
+        </w:tabs>
+        <w:spacing w:after="0" w:line="240" w:lineRule="auto"/>
+        <w:rPr>
+          <w:rFonts w:ascii="Courier New" w:eastAsia="Times New Roman" w:hAnsi="Courier New" w:cs="Courier New"/>
+          <w:i w:val="0"/>
+          <w:color w:val="BCBEC4"/>
+          <w:sz w:val="20"/>
+          <w:szCs w:val="20"/>
+        </w:rPr>
+      </w:pPr>
+    </w:p>
+    <w:p>
+      <w:pPr>
+        <w:tabs>
+          <w:tab w:val="left" w:pos="916"/>
+          <w:tab w:val="left" w:pos="1832"/>
+          <w:tab w:val="left" w:pos="2748"/>
+          <w:tab w:val="left" w:pos="3664"/>
+          <w:tab w:val="left" w:pos="4580"/>
+          <w:tab w:val="left" w:pos="5496"/>
+          <w:tab w:val="left" w:pos="6412"/>
+          <w:tab w:val="left" w:pos="7328"/>
+          <w:tab w:val="left" w:pos="8244"/>
+          <w:tab w:val="left" w:pos="9160"/>
+          <w:tab w:val="left" w:pos="10076"/>
+          <w:tab w:val="left" w:pos="10992"/>
+          <w:tab w:val="left" w:pos="11908"/>
+          <w:tab w:val="left" w:pos="12824"/>
+          <w:tab w:val="left" w:pos="13740"/>
+          <w:tab w:val="left" w:pos="14656"/>
+        </w:tabs>
+        <w:spacing w:after="0" w:line="240" w:lineRule="auto"/>
+        <w:rPr>
+          <w:rFonts w:ascii="Courier New" w:eastAsia="Times New Roman" w:hAnsi="Courier New" w:cs="Courier New"/>
+          <w:i w:val="0"/>
+          <w:color w:val="BCBEC4"/>
+          <w:sz w:val="20"/>
+          <w:szCs w:val="20"/>
+        </w:rPr>
+      </w:pPr>
+    </w:p>
+    <w:p>
+      <w:pPr>
+        <w:tabs>
+          <w:tab w:val="left" w:pos="916"/>
+          <w:tab w:val="left" w:pos="1832"/>
+          <w:tab w:val="left" w:pos="2748"/>
+          <w:tab w:val="left" w:pos="3664"/>
+          <w:tab w:val="left" w:pos="4580"/>
+          <w:tab w:val="left" w:pos="5496"/>
+          <w:tab w:val="left" w:pos="6412"/>
+          <w:tab w:val="left" w:pos="7328"/>
+          <w:tab w:val="left" w:pos="8244"/>
+          <w:tab w:val="left" w:pos="9160"/>
+          <w:tab w:val="left" w:pos="10076"/>
+          <w:tab w:val="left" w:pos="10992"/>
+          <w:tab w:val="left" w:pos="11908"/>
+          <w:tab w:val="left" w:pos="12824"/>
+          <w:tab w:val="left" w:pos="13740"/>
+          <w:tab w:val="left" w:pos="14656"/>
+        </w:tabs>
+        <w:spacing w:after="0" w:line="240" w:lineRule="auto"/>
+        <w:rPr>
+          <w:rFonts w:ascii="Courier New" w:eastAsia="Times New Roman" w:hAnsi="Courier New" w:cs="Courier New"/>
+          <w:i w:val="0"/>
+          <w:color w:val="BCBEC4"/>
+          <w:sz w:val="20"/>
+          <w:szCs w:val="20"/>
+        </w:rPr>
+      </w:pPr>
+    </w:p>
+    <w:p>
+      <w:pPr>
+        <w:tabs>
+          <w:tab w:val="left" w:pos="916"/>
+          <w:tab w:val="left" w:pos="1832"/>
+          <w:tab w:val="left" w:pos="2748"/>
+          <w:tab w:val="left" w:pos="3664"/>
+          <w:tab w:val="left" w:pos="4580"/>
+          <w:tab w:val="left" w:pos="5496"/>
+          <w:tab w:val="left" w:pos="6412"/>
+          <w:tab w:val="left" w:pos="7328"/>
+          <w:tab w:val="left" w:pos="8244"/>
+          <w:tab w:val="left" w:pos="9160"/>
+          <w:tab w:val="left" w:pos="10076"/>
+          <w:tab w:val="left" w:pos="10992"/>
+          <w:tab w:val="left" w:pos="11908"/>
+          <w:tab w:val="left" w:pos="12824"/>
+          <w:tab w:val="left" w:pos="13740"/>
+          <w:tab w:val="left" w:pos="14656"/>
+        </w:tabs>
+        <w:spacing w:after="0" w:line="240" w:lineRule="auto"/>
+        <w:rPr>
+          <w:rFonts w:ascii="Courier New" w:eastAsia="Times New Roman" w:hAnsi="Courier New" w:cs="Courier New"/>
+          <w:i w:val="0"/>
+          <w:color w:val="BCBEC4"/>
+          <w:sz w:val="20"/>
+          <w:szCs w:val="20"/>
+        </w:rPr>
+      </w:pPr>
+    </w:p>
+    <w:p>
+      <w:pPr>
+        <w:tabs>
+          <w:tab w:val="left" w:pos="916"/>
+          <w:tab w:val="left" w:pos="1832"/>
+          <w:tab w:val="left" w:pos="2748"/>
+          <w:tab w:val="left" w:pos="3664"/>
+          <w:tab w:val="left" w:pos="4580"/>
+          <w:tab w:val="left" w:pos="5496"/>
+          <w:tab w:val="left" w:pos="6412"/>
+          <w:tab w:val="left" w:pos="7328"/>
+          <w:tab w:val="left" w:pos="8244"/>
+          <w:tab w:val="left" w:pos="9160"/>
+          <w:tab w:val="left" w:pos="10076"/>
+          <w:tab w:val="left" w:pos="10992"/>
+          <w:tab w:val="left" w:pos="11908"/>
+          <w:tab w:val="left" w:pos="12824"/>
+          <w:tab w:val="left" w:pos="13740"/>
+          <w:tab w:val="left" w:pos="14656"/>
+        </w:tabs>
+        <w:spacing w:after="0" w:line="240" w:lineRule="auto"/>
+        <w:rPr>
+          <w:rFonts w:ascii="Courier New" w:eastAsia="Times New Roman" w:hAnsi="Courier New" w:cs="Courier New"/>
+          <w:i w:val="0"/>
+          <w:color w:val="BCBEC4"/>
+          <w:sz w:val="20"/>
+          <w:szCs w:val="20"/>
+        </w:rPr>
+      </w:pPr>
+    </w:p>
+    <w:p>
+      <w:pPr>
+        <w:tabs>
+          <w:tab w:val="left" w:pos="916"/>
+          <w:tab w:val="left" w:pos="1832"/>
+          <w:tab w:val="left" w:pos="2748"/>
+          <w:tab w:val="left" w:pos="3664"/>
+          <w:tab w:val="left" w:pos="4580"/>
+          <w:tab w:val="left" w:pos="5496"/>
+          <w:tab w:val="left" w:pos="6412"/>
+          <w:tab w:val="left" w:pos="7328"/>
+          <w:tab w:val="left" w:pos="8244"/>
+          <w:tab w:val="left" w:pos="9160"/>
+          <w:tab w:val="left" w:pos="10076"/>
+          <w:tab w:val="left" w:pos="10992"/>
+          <w:tab w:val="left" w:pos="11908"/>
+          <w:tab w:val="left" w:pos="12824"/>
+          <w:tab w:val="left" w:pos="13740"/>
+          <w:tab w:val="left" w:pos="14656"/>
+        </w:tabs>
+        <w:spacing w:after="0" w:line="240" w:lineRule="auto"/>
+        <w:rPr>
+          <w:rFonts w:ascii="Courier New" w:eastAsia="Times New Roman" w:hAnsi="Courier New" w:cs="Courier New"/>
+          <w:i w:val="0"/>
+          <w:color w:val="BCBEC4"/>
+          <w:sz w:val="20"/>
+          <w:szCs w:val="20"/>
+        </w:rPr>
+      </w:pPr>
+    </w:p>
+    <w:p>
+      <w:pPr>
+        <w:tabs>
+          <w:tab w:val="left" w:pos="916"/>
+          <w:tab w:val="left" w:pos="1832"/>
+          <w:tab w:val="left" w:pos="2748"/>
+          <w:tab w:val="left" w:pos="3664"/>
+          <w:tab w:val="left" w:pos="4580"/>
+          <w:tab w:val="left" w:pos="5496"/>
+          <w:tab w:val="left" w:pos="6412"/>
+          <w:tab w:val="left" w:pos="7328"/>
+          <w:tab w:val="left" w:pos="8244"/>
+          <w:tab w:val="left" w:pos="9160"/>
+          <w:tab w:val="left" w:pos="10076"/>
+          <w:tab w:val="left" w:pos="10992"/>
+          <w:tab w:val="left" w:pos="11908"/>
+          <w:tab w:val="left" w:pos="12824"/>
+          <w:tab w:val="left" w:pos="13740"/>
+          <w:tab w:val="left" w:pos="14656"/>
+        </w:tabs>
+        <w:spacing w:after="0" w:line="240" w:lineRule="auto"/>
+        <w:rPr>
+          <w:rFonts w:ascii="Courier New" w:eastAsia="Times New Roman" w:hAnsi="Courier New" w:cs="Courier New"/>
+          <w:i w:val="0"/>
+          <w:color w:val="BCBEC4"/>
+          <w:sz w:val="20"/>
+          <w:szCs w:val="20"/>
+        </w:rPr>
+      </w:pPr>
+    </w:p>
+    <w:p>
+      <w:pPr>
+        <w:tabs>
+          <w:tab w:val="left" w:pos="916"/>
+          <w:tab w:val="left" w:pos="1832"/>
+          <w:tab w:val="left" w:pos="2748"/>
+          <w:tab w:val="left" w:pos="3664"/>
+          <w:tab w:val="left" w:pos="4580"/>
+          <w:tab w:val="left" w:pos="5496"/>
+          <w:tab w:val="left" w:pos="6412"/>
+          <w:tab w:val="left" w:pos="7328"/>
+          <w:tab w:val="left" w:pos="8244"/>
+          <w:tab w:val="left" w:pos="9160"/>
+          <w:tab w:val="left" w:pos="10076"/>
+          <w:tab w:val="left" w:pos="10992"/>
+          <w:tab w:val="left" w:pos="11908"/>
+          <w:tab w:val="left" w:pos="12824"/>
+          <w:tab w:val="left" w:pos="13740"/>
+          <w:tab w:val="left" w:pos="14656"/>
+        </w:tabs>
+        <w:spacing w:after="0" w:line="240" w:lineRule="auto"/>
+        <w:rPr>
+          <w:rFonts w:ascii="Courier New" w:eastAsia="Times New Roman" w:hAnsi="Courier New" w:cs="Courier New"/>
+          <w:i w:val="0"/>
+          <w:color w:val="BCBEC4"/>
+          <w:sz w:val="20"/>
+          <w:szCs w:val="20"/>
+        </w:rPr>
+      </w:pPr>
+    </w:p>
+    <w:p>
+      <w:pPr>
+        <w:tabs>
+          <w:tab w:val="left" w:pos="916"/>
+          <w:tab w:val="left" w:pos="1832"/>
+          <w:tab w:val="left" w:pos="2748"/>
+          <w:tab w:val="left" w:pos="3664"/>
+          <w:tab w:val="left" w:pos="4580"/>
+          <w:tab w:val="left" w:pos="5496"/>
+          <w:tab w:val="left" w:pos="6412"/>
+          <w:tab w:val="left" w:pos="7328"/>
+          <w:tab w:val="left" w:pos="8244"/>
+          <w:tab w:val="left" w:pos="9160"/>
+          <w:tab w:val="left" w:pos="10076"/>
+          <w:tab w:val="left" w:pos="10992"/>
+          <w:tab w:val="left" w:pos="11908"/>
+          <w:tab w:val="left" w:pos="12824"/>
+          <w:tab w:val="left" w:pos="13740"/>
+          <w:tab w:val="left" w:pos="14656"/>
+        </w:tabs>
+        <w:spacing w:after="0" w:line="240" w:lineRule="auto"/>
+        <w:rPr>
+          <w:rFonts w:ascii="Courier New" w:eastAsia="Times New Roman" w:hAnsi="Courier New" w:cs="Courier New"/>
+          <w:i w:val="0"/>
+          <w:color w:val="BCBEC4"/>
+          <w:sz w:val="20"/>
+          <w:szCs w:val="20"/>
+        </w:rPr>
+      </w:pPr>
+    </w:p>
+    <w:p>
+      <w:pPr>
+        <w:tabs>
+          <w:tab w:val="left" w:pos="916"/>
+          <w:tab w:val="left" w:pos="1832"/>
+          <w:tab w:val="left" w:pos="2748"/>
+          <w:tab w:val="left" w:pos="3664"/>
+          <w:tab w:val="left" w:pos="4580"/>
+          <w:tab w:val="left" w:pos="5496"/>
+          <w:tab w:val="left" w:pos="6412"/>
+          <w:tab w:val="left" w:pos="7328"/>
+          <w:tab w:val="left" w:pos="8244"/>
+          <w:tab w:val="left" w:pos="9160"/>
+          <w:tab w:val="left" w:pos="10076"/>
+          <w:tab w:val="left" w:pos="10992"/>
+          <w:tab w:val="left" w:pos="11908"/>
+          <w:tab w:val="left" w:pos="12824"/>
+          <w:tab w:val="left" w:pos="13740"/>
+          <w:tab w:val="left" w:pos="14656"/>
+        </w:tabs>
+        <w:spacing w:after="0" w:line="240" w:lineRule="auto"/>
+        <w:rPr>
+          <w:rFonts w:ascii="Courier New" w:eastAsia="Times New Roman" w:hAnsi="Courier New" w:cs="Courier New"/>
+          <w:i w:val="0"/>
+          <w:color w:val="BCBEC4"/>
+          <w:sz w:val="20"/>
+          <w:szCs w:val="20"/>
+        </w:rPr>
+      </w:pPr>
+    </w:p>
+    <w:p>
+      <w:pPr>
+        <w:tabs>
+          <w:tab w:val="left" w:pos="916"/>
+          <w:tab w:val="left" w:pos="1832"/>
+          <w:tab w:val="left" w:pos="2748"/>
+          <w:tab w:val="left" w:pos="3664"/>
+          <w:tab w:val="left" w:pos="4580"/>
+          <w:tab w:val="left" w:pos="5496"/>
+          <w:tab w:val="left" w:pos="6412"/>
+          <w:tab w:val="left" w:pos="7328"/>
+          <w:tab w:val="left" w:pos="8244"/>
+          <w:tab w:val="left" w:pos="9160"/>
+          <w:tab w:val="left" w:pos="10076"/>
+          <w:tab w:val="left" w:pos="10992"/>
+          <w:tab w:val="left" w:pos="11908"/>
+          <w:tab w:val="left" w:pos="12824"/>
+          <w:tab w:val="left" w:pos="13740"/>
+          <w:tab w:val="left" w:pos="14656"/>
+        </w:tabs>
+        <w:spacing w:after="0" w:line="240" w:lineRule="auto"/>
+        <w:rPr>
+          <w:rFonts w:ascii="Courier New" w:eastAsia="Times New Roman" w:hAnsi="Courier New" w:cs="Courier New"/>
+          <w:i w:val="0"/>
+          <w:color w:val="BCBEC4"/>
+          <w:sz w:val="20"/>
+          <w:szCs w:val="20"/>
+        </w:rPr>
+      </w:pPr>
+    </w:p>
+    <w:p>
+      <w:pPr>
+        <w:tabs>
+          <w:tab w:val="left" w:pos="916"/>
+          <w:tab w:val="left" w:pos="1832"/>
+          <w:tab w:val="left" w:pos="2748"/>
+          <w:tab w:val="left" w:pos="3664"/>
+          <w:tab w:val="left" w:pos="4580"/>
+          <w:tab w:val="left" w:pos="5496"/>
+          <w:tab w:val="left" w:pos="6412"/>
+          <w:tab w:val="left" w:pos="7328"/>
+          <w:tab w:val="left" w:pos="8244"/>
+          <w:tab w:val="left" w:pos="9160"/>
+          <w:tab w:val="left" w:pos="10076"/>
+          <w:tab w:val="left" w:pos="10992"/>
+          <w:tab w:val="left" w:pos="11908"/>
+          <w:tab w:val="left" w:pos="12824"/>
+          <w:tab w:val="left" w:pos="13740"/>
+          <w:tab w:val="left" w:pos="14656"/>
+        </w:tabs>
+        <w:spacing w:after="0" w:line="240" w:lineRule="auto"/>
+        <w:rPr>
+          <w:rFonts w:ascii="Courier New" w:eastAsia="Times New Roman" w:hAnsi="Courier New" w:cs="Courier New"/>
+          <w:i w:val="0"/>
+          <w:color w:val="BCBEC4"/>
+          <w:sz w:val="20"/>
+          <w:szCs w:val="20"/>
+        </w:rPr>
+      </w:pPr>
+    </w:p>
+    <w:p>
+      <w:pPr>
+        <w:tabs>
+          <w:tab w:val="left" w:pos="916"/>
+          <w:tab w:val="left" w:pos="1832"/>
+          <w:tab w:val="left" w:pos="2748"/>
+          <w:tab w:val="left" w:pos="3664"/>
+          <w:tab w:val="left" w:pos="4580"/>
+          <w:tab w:val="left" w:pos="5496"/>
+          <w:tab w:val="left" w:pos="6412"/>
+          <w:tab w:val="left" w:pos="7328"/>
+          <w:tab w:val="left" w:pos="8244"/>
+          <w:tab w:val="left" w:pos="9160"/>
+          <w:tab w:val="left" w:pos="10076"/>
+          <w:tab w:val="left" w:pos="10992"/>
+          <w:tab w:val="left" w:pos="11908"/>
+          <w:tab w:val="left" w:pos="12824"/>
+          <w:tab w:val="left" w:pos="13740"/>
+          <w:tab w:val="left" w:pos="14656"/>
+        </w:tabs>
+        <w:spacing w:after="0" w:line="240" w:lineRule="auto"/>
+        <w:rPr>
+          <w:rFonts w:ascii="Courier New" w:eastAsia="Times New Roman" w:hAnsi="Courier New" w:cs="Courier New"/>
+          <w:i w:val="0"/>
+          <w:color w:val="BCBEC4"/>
+          <w:sz w:val="20"/>
+          <w:szCs w:val="20"/>
+        </w:rPr>
+      </w:pPr>
+    </w:p>
+    <w:p>
+      <w:pPr>
+        <w:tabs>
+          <w:tab w:val="left" w:pos="916"/>
+          <w:tab w:val="left" w:pos="1832"/>
+          <w:tab w:val="left" w:pos="2748"/>
+          <w:tab w:val="left" w:pos="3664"/>
+          <w:tab w:val="left" w:pos="4580"/>
+          <w:tab w:val="left" w:pos="5496"/>
+          <w:tab w:val="left" w:pos="6412"/>
+          <w:tab w:val="left" w:pos="7328"/>
+          <w:tab w:val="left" w:pos="8244"/>
+          <w:tab w:val="left" w:pos="9160"/>
+          <w:tab w:val="left" w:pos="10076"/>
+          <w:tab w:val="left" w:pos="10992"/>
+          <w:tab w:val="left" w:pos="11908"/>
+          <w:tab w:val="left" w:pos="12824"/>
+          <w:tab w:val="left" w:pos="13740"/>
+          <w:tab w:val="left" w:pos="14656"/>
+        </w:tabs>
+        <w:spacing w:after="0" w:line="240" w:lineRule="auto"/>
+        <w:rPr>
+          <w:rFonts w:ascii="Courier New" w:eastAsia="Times New Roman" w:hAnsi="Courier New" w:cs="Courier New"/>
+          <w:i w:val="0"/>
+          <w:color w:val="BCBEC4"/>
+          <w:sz w:val="20"/>
+          <w:szCs w:val="20"/>
+          <w:lang w:val="en-US"/>
+        </w:rPr>
+      </w:pPr>
+    </w:p>
+    <w:p>
+      <w:pPr>
+        <w:tabs>
           <w:tab w:val="left" w:pos="2925"/>
         </w:tabs>
         <w:rPr>
@@ -1698,6 +3615,7 @@
           <w:i w:val="0"/>
           <w:szCs w:val="28"/>
         </w:rPr>
+        <w:lastRenderedPageBreak/>
         <w:t xml:space="preserve">Результат </w:t>
       </w:r>
       <w:r>
@@ -1745,10 +3663,10 @@
           <w14:ligatures w14:val="standardContextual"/>
         </w:rPr>
         <w:drawing>
-          <wp:inline distT="0" distB="0" distL="0" distR="0" wp14:anchorId="7B9473A9" wp14:editId="4697852C">
-            <wp:extent cx="5582653" cy="3119483"/>
-            <wp:effectExtent l="0" t="0" r="0" b="5080"/>
-            <wp:docPr id="1430503262" name="Picture 1"/>
+          <wp:inline distT="0" distB="0" distL="0" distR="0" wp14:anchorId="64425DB1" wp14:editId="59C220EF">
+            <wp:extent cx="6692265" cy="3962400"/>
+            <wp:effectExtent l="0" t="0" r="0" b="0"/>
+            <wp:docPr id="1584126930" name="Picture 1"/>
             <wp:cNvGraphicFramePr>
               <a:graphicFrameLocks xmlns:a="http://schemas.openxmlformats.org/drawingml/2006/main" noChangeAspect="1"/>
             </wp:cNvGraphicFramePr>
@@ -1756,7 +3674,7 @@
               <a:graphicData uri="http://schemas.openxmlformats.org/drawingml/2006/picture">
                 <pic:pic xmlns:pic="http://schemas.openxmlformats.org/drawingml/2006/picture">
                   <pic:nvPicPr>
-                    <pic:cNvPr id="1430503262" name="Picture 1430503262"/>
+                    <pic:cNvPr id="1584126930" name="Picture 1584126930"/>
                     <pic:cNvPicPr/>
                   </pic:nvPicPr>
                   <pic:blipFill>
@@ -1774,7 +3692,7 @@
                   <pic:spPr>
                     <a:xfrm>
                       <a:off x="0" y="0"/>
-                      <a:ext cx="5630196" cy="3146049"/>
+                      <a:ext cx="6692265" cy="3962400"/>
                     </a:xfrm>
                     <a:prstGeom prst="rect">
                       <a:avLst/>
@@ -1806,7 +3724,6 @@
           <w:i w:val="0"/>
           <w:szCs w:val="28"/>
         </w:rPr>
-        <w:lastRenderedPageBreak/>
         <w:t>Вывод</w:t>
       </w:r>
       <w:proofErr w:type="gramStart"/>
